--- a/lab2/Задание 2. Шахов Скобялко.docx
+++ b/lab2/Задание 2. Шахов Скобялко.docx
@@ -1,6 +1,6 @@
 
 <file path=word/document.xml><?xml version="1.0" encoding="utf-8"?>
-<w:document xmlns:wpc="http://schemas.microsoft.com/office/word/2010/wordprocessingCanvas" xmlns:cx="http://schemas.microsoft.com/office/drawing/2014/chartex" xmlns:cx1="http://schemas.microsoft.com/office/drawing/2015/9/8/chartex" xmlns:cx2="http://schemas.microsoft.com/office/drawing/2015/10/21/chartex" xmlns:cx3="http://schemas.microsoft.com/office/drawing/2016/5/9/chartex" xmlns:cx4="http://schemas.microsoft.com/office/drawing/2016/5/10/chartex" xmlns:cx5="http://schemas.microsoft.com/office/drawing/2016/5/11/chartex" xmlns:cx6="http://schemas.microsoft.com/office/drawing/2016/5/12/chartex" xmlns:cx7="http://schemas.microsoft.com/office/drawing/2016/5/13/chartex" xmlns:cx8="http://schemas.microsoft.com/office/drawing/2016/5/14/chartex" xmlns:mc="http://schemas.openxmlformats.org/markup-compatibility/2006" xmlns:aink="http://schemas.microsoft.com/office/drawing/2016/ink" xmlns:am3d="http://schemas.microsoft.com/office/drawing/2017/model3d" xmlns:o="urn:schemas-microsoft-com:office:office" xmlns:r="http://schemas.openxmlformats.org/officeDocument/2006/relationships" xmlns:m="http://schemas.openxmlformats.org/officeDocument/2006/math" xmlns:v="urn:schemas-microsoft-com:vml" xmlns:wp14="http://schemas.microsoft.com/office/word/2010/wordprocessingDrawing" xmlns:wp="http://schemas.openxmlformats.org/drawingml/2006/wordprocessingDrawing" xmlns:w10="urn:schemas-microsoft-com:office:word" xmlns:w="http://schemas.openxmlformats.org/wordprocessingml/2006/main" xmlns:w14="http://schemas.microsoft.com/office/word/2010/wordml" xmlns:w15="http://schemas.microsoft.com/office/word/2012/wordml" xmlns:w16cid="http://schemas.microsoft.com/office/word/2016/wordml/cid" xmlns:w16se="http://schemas.microsoft.com/office/word/2015/wordml/symex" xmlns:wpg="http://schemas.microsoft.com/office/word/2010/wordprocessingGroup" xmlns:wpi="http://schemas.microsoft.com/office/word/2010/wordprocessingInk" xmlns:wne="http://schemas.microsoft.com/office/word/2006/wordml" xmlns:wps="http://schemas.microsoft.com/office/word/2010/wordprocessingShape" mc:Ignorable="w14 w15 w16se w16cid wp14">
+<w:document xmlns:wpc="http://schemas.microsoft.com/office/word/2010/wordprocessingCanvas" xmlns:cx="http://schemas.microsoft.com/office/drawing/2014/chartex" xmlns:cx1="http://schemas.microsoft.com/office/drawing/2015/9/8/chartex" xmlns:cx2="http://schemas.microsoft.com/office/drawing/2015/10/21/chartex" xmlns:cx3="http://schemas.microsoft.com/office/drawing/2016/5/9/chartex" xmlns:cx4="http://schemas.microsoft.com/office/drawing/2016/5/10/chartex" xmlns:cx5="http://schemas.microsoft.com/office/drawing/2016/5/11/chartex" xmlns:cx6="http://schemas.microsoft.com/office/drawing/2016/5/12/chartex" xmlns:cx7="http://schemas.microsoft.com/office/drawing/2016/5/13/chartex" xmlns:cx8="http://schemas.microsoft.com/office/drawing/2016/5/14/chartex" xmlns:mc="http://schemas.openxmlformats.org/markup-compatibility/2006" xmlns:aink="http://schemas.microsoft.com/office/drawing/2016/ink" xmlns:am3d="http://schemas.microsoft.com/office/drawing/2017/model3d" xmlns:o="urn:schemas-microsoft-com:office:office" xmlns:r="http://schemas.openxmlformats.org/officeDocument/2006/relationships" xmlns:m="http://schemas.openxmlformats.org/officeDocument/2006/math" xmlns:v="urn:schemas-microsoft-com:vml" xmlns:wp14="http://schemas.microsoft.com/office/word/2010/wordprocessingDrawing" xmlns:wp="http://schemas.openxmlformats.org/drawingml/2006/wordprocessingDrawing" xmlns:w10="urn:schemas-microsoft-com:office:word" xmlns:w="http://schemas.openxmlformats.org/wordprocessingml/2006/main" xmlns:w14="http://schemas.microsoft.com/office/word/2010/wordml" xmlns:w15="http://schemas.microsoft.com/office/word/2012/wordml" xmlns:w16cex="http://schemas.microsoft.com/office/word/2018/wordml/cex" xmlns:w16cid="http://schemas.microsoft.com/office/word/2016/wordml/cid" xmlns:w16="http://schemas.microsoft.com/office/word/2018/wordml" xmlns:w16sdtdh="http://schemas.microsoft.com/office/word/2020/wordml/sdtdatahash" xmlns:w16se="http://schemas.microsoft.com/office/word/2015/wordml/symex" xmlns:wpg="http://schemas.microsoft.com/office/word/2010/wordprocessingGroup" xmlns:wpi="http://schemas.microsoft.com/office/word/2010/wordprocessingInk" xmlns:wne="http://schemas.microsoft.com/office/word/2006/wordml" xmlns:wps="http://schemas.microsoft.com/office/word/2010/wordprocessingShape" mc:Ignorable="w14 w15 w16se w16cid w16 w16cex w16sdtdh wp14">
   <w:body>
     <w:p>
       <w:pPr>
@@ -2604,10 +2604,129 @@
           <w:rFonts w:ascii="Times New Roman" w:hAnsi="Times New Roman"/>
         </w:rPr>
       </w:pPr>
-      <w:r>
-        <w:rPr>
-          <w:rFonts w:ascii="Times New Roman" w:hAnsi="Times New Roman"/>
-        </w:rPr>
+    </w:p>
+    <w:p>
+      <w:pPr>
+        <w:spacing w:before="0" w:beforeAutospacing="0" w:after="0" w:afterAutospacing="0" w:line="320" w:lineRule="exact"/>
+        <w:rPr>
+          <w:rFonts w:ascii="Times New Roman" w:hAnsi="Times New Roman"/>
+        </w:rPr>
+      </w:pPr>
+      <w:r>
+        <w:rPr>
+          <w:rFonts w:ascii="Times New Roman" w:hAnsi="Times New Roman"/>
+        </w:rPr>
+        <w:t>Блок-схема проверяемого кода изображена на рисунке 1.</w:t>
+      </w:r>
+    </w:p>
+    <w:p>
+      <w:pPr>
+        <w:spacing w:before="0" w:beforeAutospacing="0" w:after="0" w:afterAutospacing="0" w:line="320" w:lineRule="exact"/>
+        <w:rPr>
+          <w:rFonts w:ascii="Times New Roman" w:hAnsi="Times New Roman"/>
+        </w:rPr>
+      </w:pPr>
+    </w:p>
+    <w:p>
+      <w:pPr>
+        <w:spacing w:before="0" w:beforeAutospacing="0" w:after="0" w:afterAutospacing="0" w:line="320" w:lineRule="exact"/>
+        <w:jc w:val="center"/>
+        <w:rPr>
+          <w:rFonts w:ascii="Times New Roman" w:hAnsi="Times New Roman"/>
+        </w:rPr>
+      </w:pPr>
+      <w:r>
+        <w:rPr>
+          <w:noProof/>
+        </w:rPr>
+        <w:lastRenderedPageBreak/>
+        <w:drawing>
+          <wp:anchor distT="0" distB="0" distL="114300" distR="114300" simplePos="0" relativeHeight="251659264" behindDoc="0" locked="0" layoutInCell="1" allowOverlap="1" wp14:anchorId="07ACFDA1" wp14:editId="0D064C54">
+            <wp:simplePos x="0" y="0"/>
+            <wp:positionH relativeFrom="column">
+              <wp:posOffset>1057872</wp:posOffset>
+            </wp:positionH>
+            <wp:positionV relativeFrom="paragraph">
+              <wp:posOffset>5715</wp:posOffset>
+            </wp:positionV>
+            <wp:extent cx="3679190" cy="8659495"/>
+            <wp:effectExtent l="0" t="0" r="0" b="8255"/>
+            <wp:wrapTopAndBottom/>
+            <wp:docPr id="2" name="Рисунок 2"/>
+            <wp:cNvGraphicFramePr>
+              <a:graphicFrameLocks xmlns:a="http://schemas.openxmlformats.org/drawingml/2006/main" noChangeAspect="1"/>
+            </wp:cNvGraphicFramePr>
+            <a:graphic xmlns:a="http://schemas.openxmlformats.org/drawingml/2006/main">
+              <a:graphicData uri="http://schemas.openxmlformats.org/drawingml/2006/picture">
+                <pic:pic xmlns:pic="http://schemas.openxmlformats.org/drawingml/2006/picture">
+                  <pic:nvPicPr>
+                    <pic:cNvPr id="0" name="Picture 6"/>
+                    <pic:cNvPicPr>
+                      <a:picLocks noChangeAspect="1" noChangeArrowheads="1"/>
+                    </pic:cNvPicPr>
+                  </pic:nvPicPr>
+                  <pic:blipFill>
+                    <a:blip r:embed="rId4" cstate="print">
+                      <a:extLst>
+                        <a:ext uri="{28A0092B-C50C-407E-A947-70E740481C1C}">
+                          <a14:useLocalDpi xmlns:a14="http://schemas.microsoft.com/office/drawing/2010/main" val="0"/>
+                        </a:ext>
+                      </a:extLst>
+                    </a:blip>
+                    <a:srcRect/>
+                    <a:stretch>
+                      <a:fillRect/>
+                    </a:stretch>
+                  </pic:blipFill>
+                  <pic:spPr bwMode="auto">
+                    <a:xfrm>
+                      <a:off x="0" y="0"/>
+                      <a:ext cx="3679190" cy="8659495"/>
+                    </a:xfrm>
+                    <a:prstGeom prst="rect">
+                      <a:avLst/>
+                    </a:prstGeom>
+                    <a:noFill/>
+                    <a:ln>
+                      <a:noFill/>
+                    </a:ln>
+                  </pic:spPr>
+                </pic:pic>
+              </a:graphicData>
+            </a:graphic>
+            <wp14:sizeRelV relativeFrom="margin">
+              <wp14:pctHeight>0</wp14:pctHeight>
+            </wp14:sizeRelV>
+          </wp:anchor>
+        </w:drawing>
+      </w:r>
+      <w:r>
+        <w:rPr>
+          <w:rFonts w:ascii="Times New Roman" w:hAnsi="Times New Roman"/>
+        </w:rPr>
+        <w:t>Рисунок 1 – Блок-схема</w:t>
+      </w:r>
+    </w:p>
+    <w:p>
+      <w:pPr>
+        <w:spacing w:before="0" w:beforeAutospacing="0" w:after="0" w:afterAutospacing="0" w:line="320" w:lineRule="exact"/>
+        <w:rPr>
+          <w:rFonts w:ascii="Times New Roman" w:hAnsi="Times New Roman"/>
+        </w:rPr>
+      </w:pPr>
+    </w:p>
+    <w:p>
+      <w:pPr>
+        <w:spacing w:before="0" w:beforeAutospacing="0" w:after="0" w:afterAutospacing="0" w:line="320" w:lineRule="exact"/>
+        <w:rPr>
+          <w:rFonts w:ascii="Times New Roman" w:hAnsi="Times New Roman"/>
+        </w:rPr>
+      </w:pPr>
+      <w:r>
+        <w:rPr>
+          <w:rFonts w:ascii="Times New Roman" w:hAnsi="Times New Roman"/>
+        </w:rPr>
+        <w:lastRenderedPageBreak/>
         <w:t xml:space="preserve">Результаты расчета метрик </w:t>
       </w:r>
       <w:r>
@@ -2657,7 +2776,6 @@
         <w:spacing w:before="0" w:beforeAutospacing="0" w:after="160" w:afterAutospacing="0" w:line="259" w:lineRule="auto"/>
         <w:rPr>
           <w:rFonts w:ascii="Times New Roman" w:hAnsi="Times New Roman"/>
-          <w:lang w:val="en-US"/>
         </w:rPr>
       </w:pPr>
       <w:r>
@@ -2671,7 +2789,13 @@
           <w:rFonts w:ascii="Times New Roman" w:hAnsi="Times New Roman"/>
           <w:lang w:val="en-US"/>
         </w:rPr>
-        <w:t>CL = 13</w:t>
+        <w:t>CL</w:t>
+      </w:r>
+      <w:r>
+        <w:rPr>
+          <w:rFonts w:ascii="Times New Roman" w:hAnsi="Times New Roman"/>
+        </w:rPr>
+        <w:t xml:space="preserve"> = 13</w:t>
       </w:r>
     </w:p>
     <w:p>
@@ -2679,7 +2803,6 @@
         <w:spacing w:before="0" w:beforeAutospacing="0" w:after="160" w:afterAutospacing="0" w:line="259" w:lineRule="auto"/>
         <w:rPr>
           <w:rFonts w:ascii="Times New Roman" w:hAnsi="Times New Roman"/>
-          <w:lang w:val="en-US"/>
         </w:rPr>
       </w:pPr>
       <w:r>
@@ -2693,7 +2816,13 @@
           <w:rFonts w:ascii="Times New Roman" w:hAnsi="Times New Roman"/>
           <w:lang w:val="en-US"/>
         </w:rPr>
-        <w:t>cl = 0.1857(18.6%)</w:t>
+        <w:t>cl</w:t>
+      </w:r>
+      <w:r>
+        <w:rPr>
+          <w:rFonts w:ascii="Times New Roman" w:hAnsi="Times New Roman"/>
+        </w:rPr>
+        <w:t xml:space="preserve"> = 0.1857(18.6%)</w:t>
       </w:r>
     </w:p>
     <w:p>
@@ -2701,7 +2830,6 @@
         <w:spacing w:before="0" w:beforeAutospacing="0" w:after="160" w:afterAutospacing="0" w:line="259" w:lineRule="auto"/>
         <w:rPr>
           <w:rFonts w:ascii="Times New Roman" w:hAnsi="Times New Roman"/>
-          <w:lang w:val="en-US"/>
         </w:rPr>
       </w:pPr>
       <w:r>
@@ -2715,7 +2843,13 @@
           <w:rFonts w:ascii="Times New Roman" w:hAnsi="Times New Roman"/>
           <w:lang w:val="en-US"/>
         </w:rPr>
-        <w:t>CLI = 5</w:t>
+        <w:t>CLI</w:t>
+      </w:r>
+      <w:r>
+        <w:rPr>
+          <w:rFonts w:ascii="Times New Roman" w:hAnsi="Times New Roman"/>
+        </w:rPr>
+        <w:t xml:space="preserve"> = 5</w:t>
       </w:r>
     </w:p>
     <w:tbl>
@@ -3983,6 +4117,7 @@
         <w:rPr>
           <w:rFonts w:ascii="Times New Roman" w:hAnsi="Times New Roman"/>
         </w:rPr>
+        <w:lastRenderedPageBreak/>
         <w:t xml:space="preserve">Программа-парсер написана на языке </w:t>
       </w:r>
       <w:r>
@@ -4119,6 +4254,7 @@
           <w:rFonts w:ascii="Times New Roman" w:hAnsi="Times New Roman"/>
           <w:noProof/>
         </w:rPr>
+        <w:lastRenderedPageBreak/>
         <w:drawing>
           <wp:anchor distT="0" distB="0" distL="114300" distR="114300" simplePos="0" relativeHeight="251658240" behindDoc="0" locked="0" layoutInCell="1" allowOverlap="1" wp14:anchorId="169BBE7D" wp14:editId="2E052E7C">
             <wp:simplePos x="0" y="0"/>
@@ -4143,7 +4279,7 @@
                     <pic:cNvPicPr/>
                   </pic:nvPicPr>
                   <pic:blipFill>
-                    <a:blip r:embed="rId4">
+                    <a:blip r:embed="rId5">
                       <a:extLst>
                         <a:ext uri="{28A0092B-C50C-407E-A947-70E740481C1C}">
                           <a14:useLocalDpi xmlns:a14="http://schemas.microsoft.com/office/drawing/2010/main" val="0"/>
@@ -4182,28 +4318,8 @@
         <w:rPr>
           <w:rFonts w:ascii="Times New Roman" w:hAnsi="Times New Roman"/>
         </w:rPr>
-        <w:t>Рисунок 1 – Ввод кода анализируемой программы и результирующ</w:t>
-      </w:r>
-      <w:r>
-        <w:rPr>
-          <w:rFonts w:ascii="Times New Roman" w:hAnsi="Times New Roman"/>
-        </w:rPr>
-        <w:t>ая</w:t>
-      </w:r>
-      <w:r>
-        <w:rPr>
-          <w:rFonts w:ascii="Times New Roman" w:hAnsi="Times New Roman"/>
-        </w:rPr>
-        <w:t xml:space="preserve"> таблиц</w:t>
-      </w:r>
-      <w:r>
-        <w:rPr>
-          <w:rFonts w:ascii="Times New Roman" w:hAnsi="Times New Roman"/>
-        </w:rPr>
-        <w:t>а</w:t>
-      </w:r>
-      <w:bookmarkStart w:id="0" w:name="_GoBack"/>
-      <w:bookmarkEnd w:id="0"/>
+        <w:t>Рисунок 1 – Ввод кода анализируемой программы и результирующая таблица</w:t>
+      </w:r>
     </w:p>
     <w:p>
       <w:pPr>
@@ -4261,7 +4377,7 @@
 </file>
 
 <file path=word/styles.xml><?xml version="1.0" encoding="utf-8"?>
-<w:styles xmlns:mc="http://schemas.openxmlformats.org/markup-compatibility/2006" xmlns:r="http://schemas.openxmlformats.org/officeDocument/2006/relationships" xmlns:w="http://schemas.openxmlformats.org/wordprocessingml/2006/main" xmlns:w14="http://schemas.microsoft.com/office/word/2010/wordml" xmlns:w15="http://schemas.microsoft.com/office/word/2012/wordml" xmlns:w16cid="http://schemas.microsoft.com/office/word/2016/wordml/cid" xmlns:w16se="http://schemas.microsoft.com/office/word/2015/wordml/symex" mc:Ignorable="w14 w15 w16se w16cid">
+<w:styles xmlns:mc="http://schemas.openxmlformats.org/markup-compatibility/2006" xmlns:r="http://schemas.openxmlformats.org/officeDocument/2006/relationships" xmlns:w="http://schemas.openxmlformats.org/wordprocessingml/2006/main" xmlns:w14="http://schemas.microsoft.com/office/word/2010/wordml" xmlns:w15="http://schemas.microsoft.com/office/word/2012/wordml" xmlns:w16cex="http://schemas.microsoft.com/office/word/2018/wordml/cex" xmlns:w16cid="http://schemas.microsoft.com/office/word/2016/wordml/cid" xmlns:w16="http://schemas.microsoft.com/office/word/2018/wordml" xmlns:w16sdtdh="http://schemas.microsoft.com/office/word/2020/wordml/sdtdatahash" xmlns:w16se="http://schemas.microsoft.com/office/word/2015/wordml/symex" mc:Ignorable="w14 w15 w16se w16cid w16 w16cex w16sdtdh">
   <w:docDefaults>
     <w:rPrDefault>
       <w:rPr>
@@ -4277,7 +4393,7 @@
       </w:pPr>
     </w:pPrDefault>
   </w:docDefaults>
-  <w:latentStyles w:defLockedState="0" w:defUIPriority="99" w:defSemiHidden="0" w:defUnhideWhenUsed="0" w:defQFormat="0" w:count="375">
+  <w:latentStyles w:defLockedState="0" w:defUIPriority="99" w:defSemiHidden="0" w:defUnhideWhenUsed="0" w:defQFormat="0" w:count="376">
     <w:lsdException w:name="Normal" w:uiPriority="0" w:qFormat="1"/>
     <w:lsdException w:name="heading 1" w:uiPriority="9" w:qFormat="1"/>
     <w:lsdException w:name="heading 2" w:semiHidden="1" w:uiPriority="9" w:unhideWhenUsed="1" w:qFormat="1"/>
@@ -4383,7 +4499,6 @@
     <w:lsdException w:name="HTML Sample" w:semiHidden="1" w:unhideWhenUsed="1"/>
     <w:lsdException w:name="HTML Typewriter" w:semiHidden="1" w:unhideWhenUsed="1"/>
     <w:lsdException w:name="HTML Variable" w:semiHidden="1" w:unhideWhenUsed="1"/>
-    <w:lsdException w:name="Normal Table" w:semiHidden="1" w:unhideWhenUsed="1"/>
     <w:lsdException w:name="annotation subject" w:semiHidden="1" w:unhideWhenUsed="1"/>
     <w:lsdException w:name="No List" w:semiHidden="1" w:unhideWhenUsed="1"/>
     <w:lsdException w:name="Outline List 1" w:semiHidden="1" w:unhideWhenUsed="1"/>
@@ -4430,10 +4545,8 @@
     <w:lsdException w:name="Table Subtle 2" w:semiHidden="1" w:unhideWhenUsed="1"/>
     <w:lsdException w:name="Table Web 1" w:semiHidden="1" w:unhideWhenUsed="1"/>
     <w:lsdException w:name="Table Web 2" w:semiHidden="1" w:unhideWhenUsed="1"/>
-    <w:lsdException w:name="Table Web 3" w:semiHidden="1" w:unhideWhenUsed="1"/>
     <w:lsdException w:name="Balloon Text" w:semiHidden="1" w:unhideWhenUsed="1"/>
     <w:lsdException w:name="Table Grid" w:uiPriority="39"/>
-    <w:lsdException w:name="Table Theme" w:semiHidden="1" w:unhideWhenUsed="1"/>
     <w:lsdException w:name="Placeholder Text" w:semiHidden="1"/>
     <w:lsdException w:name="No Spacing" w:uiPriority="1" w:qFormat="1"/>
     <w:lsdException w:name="Light Shading" w:uiPriority="60"/>
@@ -4653,6 +4766,7 @@
     <w:lsdException w:name="Smart Hyperlink" w:semiHidden="1" w:unhideWhenUsed="1"/>
     <w:lsdException w:name="Hashtag" w:semiHidden="1" w:unhideWhenUsed="1"/>
     <w:lsdException w:name="Unresolved Mention" w:semiHidden="1" w:unhideWhenUsed="1"/>
+    <w:lsdException w:name="Smart Link" w:semiHidden="1" w:unhideWhenUsed="1"/>
   </w:latentStyles>
   <w:style w:type="paragraph" w:default="1" w:styleId="a">
     <w:name w:val="Normal"/>

--- a/lab2/Задание 2. Шахов Скобялко.docx
+++ b/lab2/Задание 2. Шахов Скобялко.docx
@@ -565,13 +565,23 @@
           <w:szCs w:val="28"/>
         </w:rPr>
       </w:pPr>
-      <w:r>
-        <w:rPr>
-          <w:rFonts w:ascii="Times New Roman" w:eastAsia="Calibri" w:hAnsi="Times New Roman"/>
-          <w:sz w:val="28"/>
-          <w:szCs w:val="28"/>
-        </w:rPr>
-        <w:t xml:space="preserve">Подготовил:                                                                </w:t>
+      <w:proofErr w:type="gramStart"/>
+      <w:r>
+        <w:rPr>
+          <w:rFonts w:ascii="Times New Roman" w:eastAsia="Calibri" w:hAnsi="Times New Roman"/>
+          <w:sz w:val="28"/>
+          <w:szCs w:val="28"/>
+        </w:rPr>
+        <w:t xml:space="preserve">Подготовил:   </w:t>
+      </w:r>
+      <w:proofErr w:type="gramEnd"/>
+      <w:r>
+        <w:rPr>
+          <w:rFonts w:ascii="Times New Roman" w:eastAsia="Calibri" w:hAnsi="Times New Roman"/>
+          <w:sz w:val="28"/>
+          <w:szCs w:val="28"/>
+        </w:rPr>
+        <w:t xml:space="preserve">                                                             </w:t>
       </w:r>
       <w:r>
         <w:rPr>
@@ -619,13 +629,23 @@
           <w:szCs w:val="28"/>
         </w:rPr>
       </w:pPr>
-      <w:r>
-        <w:rPr>
-          <w:rFonts w:ascii="Times New Roman" w:eastAsia="Calibri" w:hAnsi="Times New Roman"/>
-          <w:sz w:val="28"/>
-          <w:szCs w:val="28"/>
-        </w:rPr>
-        <w:t>Скобялко Я. А.</w:t>
+      <w:proofErr w:type="spellStart"/>
+      <w:r>
+        <w:rPr>
+          <w:rFonts w:ascii="Times New Roman" w:eastAsia="Calibri" w:hAnsi="Times New Roman"/>
+          <w:sz w:val="28"/>
+          <w:szCs w:val="28"/>
+        </w:rPr>
+        <w:t>Скобялко</w:t>
+      </w:r>
+      <w:proofErr w:type="spellEnd"/>
+      <w:r>
+        <w:rPr>
+          <w:rFonts w:ascii="Times New Roman" w:eastAsia="Calibri" w:hAnsi="Times New Roman"/>
+          <w:sz w:val="28"/>
+          <w:szCs w:val="28"/>
+        </w:rPr>
+        <w:t xml:space="preserve"> Я. А.</w:t>
       </w:r>
     </w:p>
     <w:p>
@@ -736,7 +756,25 @@
           <w:sz w:val="28"/>
           <w:szCs w:val="28"/>
         </w:rPr>
-        <w:t xml:space="preserve">        Болтак С. В.</w:t>
+        <w:t xml:space="preserve">        </w:t>
+      </w:r>
+      <w:proofErr w:type="spellStart"/>
+      <w:r>
+        <w:rPr>
+          <w:rFonts w:ascii="Times New Roman" w:eastAsia="Calibri" w:hAnsi="Times New Roman"/>
+          <w:sz w:val="28"/>
+          <w:szCs w:val="28"/>
+        </w:rPr>
+        <w:t>Болтак</w:t>
+      </w:r>
+      <w:proofErr w:type="spellEnd"/>
+      <w:r>
+        <w:rPr>
+          <w:rFonts w:ascii="Times New Roman" w:eastAsia="Calibri" w:hAnsi="Times New Roman"/>
+          <w:sz w:val="28"/>
+          <w:szCs w:val="28"/>
+        </w:rPr>
+        <w:t xml:space="preserve"> С. В.</w:t>
       </w:r>
     </w:p>
     <w:p>
@@ -898,13 +936,27 @@
           <w:rFonts w:ascii="Times New Roman" w:hAnsi="Times New Roman"/>
         </w:rPr>
         <w:lastRenderedPageBreak/>
-        <w:t xml:space="preserve">Цель: </w:t>
-      </w:r>
-      <w:r>
-        <w:rPr>
-          <w:rFonts w:ascii="Times New Roman" w:hAnsi="Times New Roman"/>
-        </w:rPr>
-        <w:t>Изучить метрики сложности потока управления</w:t>
+        <w:t>Цель</w:t>
+      </w:r>
+      <w:proofErr w:type="gramStart"/>
+      <w:r>
+        <w:rPr>
+          <w:rFonts w:ascii="Times New Roman" w:hAnsi="Times New Roman"/>
+        </w:rPr>
+        <w:t xml:space="preserve">: </w:t>
+      </w:r>
+      <w:r>
+        <w:rPr>
+          <w:rFonts w:ascii="Times New Roman" w:hAnsi="Times New Roman"/>
+        </w:rPr>
+        <w:t>Изучить</w:t>
+      </w:r>
+      <w:proofErr w:type="gramEnd"/>
+      <w:r>
+        <w:rPr>
+          <w:rFonts w:ascii="Times New Roman" w:hAnsi="Times New Roman"/>
+        </w:rPr>
+        <w:t xml:space="preserve"> метрики сложности потока управления</w:t>
       </w:r>
       <w:r>
         <w:rPr>
@@ -1041,13 +1093,31 @@
           <w:lang w:val="en-US"/>
         </w:rPr>
       </w:pPr>
-      <w:r>
-        <w:rPr>
-          <w:rFonts w:ascii="Times New Roman" w:hAnsi="Times New Roman"/>
-          <w:lang w:val="en-US"/>
-        </w:rPr>
-        <w:t>#!/usr/bin/env perl</w:t>
-      </w:r>
+      <w:proofErr w:type="gramStart"/>
+      <w:r>
+        <w:rPr>
+          <w:rFonts w:ascii="Times New Roman" w:hAnsi="Times New Roman"/>
+          <w:lang w:val="en-US"/>
+        </w:rPr>
+        <w:t>#!/</w:t>
+      </w:r>
+      <w:proofErr w:type="gramEnd"/>
+      <w:r>
+        <w:rPr>
+          <w:rFonts w:ascii="Times New Roman" w:hAnsi="Times New Roman"/>
+          <w:lang w:val="en-US"/>
+        </w:rPr>
+        <w:t xml:space="preserve">usr/bin/env </w:t>
+      </w:r>
+      <w:proofErr w:type="spellStart"/>
+      <w:r>
+        <w:rPr>
+          <w:rFonts w:ascii="Times New Roman" w:hAnsi="Times New Roman"/>
+          <w:lang w:val="en-US"/>
+        </w:rPr>
+        <w:t>perl</w:t>
+      </w:r>
+      <w:proofErr w:type="spellEnd"/>
     </w:p>
     <w:p>
       <w:pPr>
@@ -1216,7 +1286,23 @@
           <w:rFonts w:ascii="Times New Roman" w:hAnsi="Times New Roman"/>
           <w:lang w:val="en-US"/>
         </w:rPr>
-        <w:t>sub test_all_loops {</w:t>
+        <w:t xml:space="preserve">sub </w:t>
+      </w:r>
+      <w:proofErr w:type="spellStart"/>
+      <w:r>
+        <w:rPr>
+          <w:rFonts w:ascii="Times New Roman" w:hAnsi="Times New Roman"/>
+          <w:lang w:val="en-US"/>
+        </w:rPr>
+        <w:t>test_all_loops</w:t>
+      </w:r>
+      <w:proofErr w:type="spellEnd"/>
+      <w:r>
+        <w:rPr>
+          <w:rFonts w:ascii="Times New Roman" w:hAnsi="Times New Roman"/>
+          <w:lang w:val="en-US"/>
+        </w:rPr>
+        <w:t xml:space="preserve"> {</w:t>
       </w:r>
     </w:p>
     <w:p>
@@ -1273,39 +1359,119 @@
           <w:rFonts w:ascii="Times New Roman" w:hAnsi="Times New Roman"/>
           <w:lang w:val="en-US"/>
         </w:rPr>
-        <w:t xml:space="preserve">    # 1. Цикл for</w:t>
-      </w:r>
-    </w:p>
-    <w:p>
-      <w:pPr>
-        <w:spacing w:before="0" w:beforeAutospacing="0" w:after="0" w:afterAutospacing="0" w:line="320" w:lineRule="exact"/>
-        <w:rPr>
-          <w:rFonts w:ascii="Times New Roman" w:hAnsi="Times New Roman"/>
-          <w:lang w:val="en-US"/>
-        </w:rPr>
-      </w:pPr>
-      <w:r>
-        <w:rPr>
-          <w:rFonts w:ascii="Times New Roman" w:hAnsi="Times New Roman"/>
-          <w:lang w:val="en-US"/>
-        </w:rPr>
-        <w:t xml:space="preserve">    for (my $i = 0; $i &lt; $limit; $i++) {</w:t>
-      </w:r>
-    </w:p>
-    <w:p>
-      <w:pPr>
-        <w:spacing w:before="0" w:beforeAutospacing="0" w:after="0" w:afterAutospacing="0" w:line="320" w:lineRule="exact"/>
-        <w:rPr>
-          <w:rFonts w:ascii="Times New Roman" w:hAnsi="Times New Roman"/>
-          <w:lang w:val="en-US"/>
-        </w:rPr>
-      </w:pPr>
-      <w:r>
-        <w:rPr>
-          <w:rFonts w:ascii="Times New Roman" w:hAnsi="Times New Roman"/>
-          <w:lang w:val="en-US"/>
-        </w:rPr>
-        <w:t xml:space="preserve">        $sum += $i;</w:t>
+        <w:t xml:space="preserve">    # 1. </w:t>
+      </w:r>
+      <w:proofErr w:type="spellStart"/>
+      <w:r>
+        <w:rPr>
+          <w:rFonts w:ascii="Times New Roman" w:hAnsi="Times New Roman"/>
+          <w:lang w:val="en-US"/>
+        </w:rPr>
+        <w:t>Цикл</w:t>
+      </w:r>
+      <w:proofErr w:type="spellEnd"/>
+      <w:r>
+        <w:rPr>
+          <w:rFonts w:ascii="Times New Roman" w:hAnsi="Times New Roman"/>
+          <w:lang w:val="en-US"/>
+        </w:rPr>
+        <w:t xml:space="preserve"> for</w:t>
+      </w:r>
+    </w:p>
+    <w:p>
+      <w:pPr>
+        <w:spacing w:before="0" w:beforeAutospacing="0" w:after="0" w:afterAutospacing="0" w:line="320" w:lineRule="exact"/>
+        <w:rPr>
+          <w:rFonts w:ascii="Times New Roman" w:hAnsi="Times New Roman"/>
+          <w:lang w:val="en-US"/>
+        </w:rPr>
+      </w:pPr>
+      <w:r>
+        <w:rPr>
+          <w:rFonts w:ascii="Times New Roman" w:hAnsi="Times New Roman"/>
+          <w:lang w:val="en-US"/>
+        </w:rPr>
+        <w:t xml:space="preserve">    for (my $</w:t>
+      </w:r>
+      <w:proofErr w:type="spellStart"/>
+      <w:r>
+        <w:rPr>
+          <w:rFonts w:ascii="Times New Roman" w:hAnsi="Times New Roman"/>
+          <w:lang w:val="en-US"/>
+        </w:rPr>
+        <w:t>i</w:t>
+      </w:r>
+      <w:proofErr w:type="spellEnd"/>
+      <w:r>
+        <w:rPr>
+          <w:rFonts w:ascii="Times New Roman" w:hAnsi="Times New Roman"/>
+          <w:lang w:val="en-US"/>
+        </w:rPr>
+        <w:t xml:space="preserve"> = 0; $</w:t>
+      </w:r>
+      <w:proofErr w:type="spellStart"/>
+      <w:r>
+        <w:rPr>
+          <w:rFonts w:ascii="Times New Roman" w:hAnsi="Times New Roman"/>
+          <w:lang w:val="en-US"/>
+        </w:rPr>
+        <w:t>i</w:t>
+      </w:r>
+      <w:proofErr w:type="spellEnd"/>
+      <w:r>
+        <w:rPr>
+          <w:rFonts w:ascii="Times New Roman" w:hAnsi="Times New Roman"/>
+          <w:lang w:val="en-US"/>
+        </w:rPr>
+        <w:t xml:space="preserve"> &lt; $limit; $</w:t>
+      </w:r>
+      <w:proofErr w:type="spellStart"/>
+      <w:r>
+        <w:rPr>
+          <w:rFonts w:ascii="Times New Roman" w:hAnsi="Times New Roman"/>
+          <w:lang w:val="en-US"/>
+        </w:rPr>
+        <w:t>i</w:t>
+      </w:r>
+      <w:proofErr w:type="spellEnd"/>
+      <w:r>
+        <w:rPr>
+          <w:rFonts w:ascii="Times New Roman" w:hAnsi="Times New Roman"/>
+          <w:lang w:val="en-US"/>
+        </w:rPr>
+        <w:t>++) {</w:t>
+      </w:r>
+    </w:p>
+    <w:p>
+      <w:pPr>
+        <w:spacing w:before="0" w:beforeAutospacing="0" w:after="0" w:afterAutospacing="0" w:line="320" w:lineRule="exact"/>
+        <w:rPr>
+          <w:rFonts w:ascii="Times New Roman" w:hAnsi="Times New Roman"/>
+          <w:lang w:val="en-US"/>
+        </w:rPr>
+      </w:pPr>
+      <w:r>
+        <w:rPr>
+          <w:rFonts w:ascii="Times New Roman" w:hAnsi="Times New Roman"/>
+          <w:lang w:val="en-US"/>
+        </w:rPr>
+        <w:t xml:space="preserve">        $sum += $</w:t>
+      </w:r>
+      <w:proofErr w:type="spellStart"/>
+      <w:r>
+        <w:rPr>
+          <w:rFonts w:ascii="Times New Roman" w:hAnsi="Times New Roman"/>
+          <w:lang w:val="en-US"/>
+        </w:rPr>
+        <w:t>i</w:t>
+      </w:r>
+      <w:proofErr w:type="spellEnd"/>
+      <w:r>
+        <w:rPr>
+          <w:rFonts w:ascii="Times New Roman" w:hAnsi="Times New Roman"/>
+          <w:lang w:val="en-US"/>
+        </w:rPr>
+        <w:t>;</w:t>
       </w:r>
     </w:p>
     <w:p>
@@ -1337,7 +1503,23 @@
           <w:rFonts w:ascii="Times New Roman" w:hAnsi="Times New Roman"/>
           <w:lang w:val="en-US"/>
         </w:rPr>
-        <w:t xml:space="preserve">    # 2. Цикл foreach</w:t>
+        <w:t xml:space="preserve">    # 2. </w:t>
+      </w:r>
+      <w:proofErr w:type="spellStart"/>
+      <w:r>
+        <w:rPr>
+          <w:rFonts w:ascii="Times New Roman" w:hAnsi="Times New Roman"/>
+          <w:lang w:val="en-US"/>
+        </w:rPr>
+        <w:t>Цикл</w:t>
+      </w:r>
+      <w:proofErr w:type="spellEnd"/>
+      <w:r>
+        <w:rPr>
+          <w:rFonts w:ascii="Times New Roman" w:hAnsi="Times New Roman"/>
+          <w:lang w:val="en-US"/>
+        </w:rPr>
+        <w:t xml:space="preserve"> foreach</w:t>
       </w:r>
     </w:p>
     <w:p>
@@ -1369,23 +1551,55 @@
           <w:rFonts w:ascii="Times New Roman" w:hAnsi="Times New Roman"/>
           <w:lang w:val="en-US"/>
         </w:rPr>
-        <w:t xml:space="preserve">    foreach my $val (@items) {</w:t>
-      </w:r>
-    </w:p>
-    <w:p>
-      <w:pPr>
-        <w:spacing w:before="0" w:beforeAutospacing="0" w:after="0" w:afterAutospacing="0" w:line="320" w:lineRule="exact"/>
-        <w:rPr>
-          <w:rFonts w:ascii="Times New Roman" w:hAnsi="Times New Roman"/>
-          <w:lang w:val="en-US"/>
-        </w:rPr>
-      </w:pPr>
-      <w:r>
-        <w:rPr>
-          <w:rFonts w:ascii="Times New Roman" w:hAnsi="Times New Roman"/>
-          <w:lang w:val="en-US"/>
-        </w:rPr>
-        <w:t xml:space="preserve">        $sum += $val;</w:t>
+        <w:t xml:space="preserve">    foreach my $</w:t>
+      </w:r>
+      <w:proofErr w:type="spellStart"/>
+      <w:r>
+        <w:rPr>
+          <w:rFonts w:ascii="Times New Roman" w:hAnsi="Times New Roman"/>
+          <w:lang w:val="en-US"/>
+        </w:rPr>
+        <w:t>val</w:t>
+      </w:r>
+      <w:proofErr w:type="spellEnd"/>
+      <w:r>
+        <w:rPr>
+          <w:rFonts w:ascii="Times New Roman" w:hAnsi="Times New Roman"/>
+          <w:lang w:val="en-US"/>
+        </w:rPr>
+        <w:t xml:space="preserve"> (@items) {</w:t>
+      </w:r>
+    </w:p>
+    <w:p>
+      <w:pPr>
+        <w:spacing w:before="0" w:beforeAutospacing="0" w:after="0" w:afterAutospacing="0" w:line="320" w:lineRule="exact"/>
+        <w:rPr>
+          <w:rFonts w:ascii="Times New Roman" w:hAnsi="Times New Roman"/>
+          <w:lang w:val="en-US"/>
+        </w:rPr>
+      </w:pPr>
+      <w:r>
+        <w:rPr>
+          <w:rFonts w:ascii="Times New Roman" w:hAnsi="Times New Roman"/>
+          <w:lang w:val="en-US"/>
+        </w:rPr>
+        <w:t xml:space="preserve">        $sum += $</w:t>
+      </w:r>
+      <w:proofErr w:type="spellStart"/>
+      <w:r>
+        <w:rPr>
+          <w:rFonts w:ascii="Times New Roman" w:hAnsi="Times New Roman"/>
+          <w:lang w:val="en-US"/>
+        </w:rPr>
+        <w:t>val</w:t>
+      </w:r>
+      <w:proofErr w:type="spellEnd"/>
+      <w:r>
+        <w:rPr>
+          <w:rFonts w:ascii="Times New Roman" w:hAnsi="Times New Roman"/>
+          <w:lang w:val="en-US"/>
+        </w:rPr>
+        <w:t>;</w:t>
       </w:r>
     </w:p>
     <w:p>
@@ -1417,71 +1631,151 @@
           <w:rFonts w:ascii="Times New Roman" w:hAnsi="Times New Roman"/>
           <w:lang w:val="en-US"/>
         </w:rPr>
-        <w:t xml:space="preserve">    # 3. Цикл while</w:t>
-      </w:r>
-    </w:p>
-    <w:p>
-      <w:pPr>
-        <w:spacing w:before="0" w:beforeAutospacing="0" w:after="0" w:afterAutospacing="0" w:line="320" w:lineRule="exact"/>
-        <w:rPr>
-          <w:rFonts w:ascii="Times New Roman" w:hAnsi="Times New Roman"/>
-          <w:lang w:val="en-US"/>
-        </w:rPr>
-      </w:pPr>
-      <w:r>
-        <w:rPr>
-          <w:rFonts w:ascii="Times New Roman" w:hAnsi="Times New Roman"/>
-          <w:lang w:val="en-US"/>
-        </w:rPr>
-        <w:t xml:space="preserve">    my $w_count = 0;</w:t>
-      </w:r>
-    </w:p>
-    <w:p>
-      <w:pPr>
-        <w:spacing w:before="0" w:beforeAutospacing="0" w:after="0" w:afterAutospacing="0" w:line="320" w:lineRule="exact"/>
-        <w:rPr>
-          <w:rFonts w:ascii="Times New Roman" w:hAnsi="Times New Roman"/>
-          <w:lang w:val="en-US"/>
-        </w:rPr>
-      </w:pPr>
-      <w:r>
-        <w:rPr>
-          <w:rFonts w:ascii="Times New Roman" w:hAnsi="Times New Roman"/>
-          <w:lang w:val="en-US"/>
-        </w:rPr>
-        <w:t xml:space="preserve">    while ($w_count &lt; 3) {</w:t>
-      </w:r>
-    </w:p>
-    <w:p>
-      <w:pPr>
-        <w:spacing w:before="0" w:beforeAutospacing="0" w:after="0" w:afterAutospacing="0" w:line="320" w:lineRule="exact"/>
-        <w:rPr>
-          <w:rFonts w:ascii="Times New Roman" w:hAnsi="Times New Roman"/>
-          <w:lang w:val="en-US"/>
-        </w:rPr>
-      </w:pPr>
-      <w:r>
-        <w:rPr>
-          <w:rFonts w:ascii="Times New Roman" w:hAnsi="Times New Roman"/>
-          <w:lang w:val="en-US"/>
-        </w:rPr>
-        <w:t xml:space="preserve">        $sum += $w_count;</w:t>
-      </w:r>
-    </w:p>
-    <w:p>
-      <w:pPr>
-        <w:spacing w:before="0" w:beforeAutospacing="0" w:after="0" w:afterAutospacing="0" w:line="320" w:lineRule="exact"/>
-        <w:rPr>
-          <w:rFonts w:ascii="Times New Roman" w:hAnsi="Times New Roman"/>
-          <w:lang w:val="en-US"/>
-        </w:rPr>
-      </w:pPr>
-      <w:r>
-        <w:rPr>
-          <w:rFonts w:ascii="Times New Roman" w:hAnsi="Times New Roman"/>
-          <w:lang w:val="en-US"/>
-        </w:rPr>
-        <w:t xml:space="preserve">        $w_count++;</w:t>
+        <w:t xml:space="preserve">    # 3. </w:t>
+      </w:r>
+      <w:proofErr w:type="spellStart"/>
+      <w:r>
+        <w:rPr>
+          <w:rFonts w:ascii="Times New Roman" w:hAnsi="Times New Roman"/>
+          <w:lang w:val="en-US"/>
+        </w:rPr>
+        <w:t>Цикл</w:t>
+      </w:r>
+      <w:proofErr w:type="spellEnd"/>
+      <w:r>
+        <w:rPr>
+          <w:rFonts w:ascii="Times New Roman" w:hAnsi="Times New Roman"/>
+          <w:lang w:val="en-US"/>
+        </w:rPr>
+        <w:t xml:space="preserve"> while</w:t>
+      </w:r>
+    </w:p>
+    <w:p>
+      <w:pPr>
+        <w:spacing w:before="0" w:beforeAutospacing="0" w:after="0" w:afterAutospacing="0" w:line="320" w:lineRule="exact"/>
+        <w:rPr>
+          <w:rFonts w:ascii="Times New Roman" w:hAnsi="Times New Roman"/>
+          <w:lang w:val="en-US"/>
+        </w:rPr>
+      </w:pPr>
+      <w:r>
+        <w:rPr>
+          <w:rFonts w:ascii="Times New Roman" w:hAnsi="Times New Roman"/>
+          <w:lang w:val="en-US"/>
+        </w:rPr>
+        <w:t xml:space="preserve">    my $</w:t>
+      </w:r>
+      <w:proofErr w:type="spellStart"/>
+      <w:r>
+        <w:rPr>
+          <w:rFonts w:ascii="Times New Roman" w:hAnsi="Times New Roman"/>
+          <w:lang w:val="en-US"/>
+        </w:rPr>
+        <w:t>w_count</w:t>
+      </w:r>
+      <w:proofErr w:type="spellEnd"/>
+      <w:r>
+        <w:rPr>
+          <w:rFonts w:ascii="Times New Roman" w:hAnsi="Times New Roman"/>
+          <w:lang w:val="en-US"/>
+        </w:rPr>
+        <w:t xml:space="preserve"> = 0;</w:t>
+      </w:r>
+    </w:p>
+    <w:p>
+      <w:pPr>
+        <w:spacing w:before="0" w:beforeAutospacing="0" w:after="0" w:afterAutospacing="0" w:line="320" w:lineRule="exact"/>
+        <w:rPr>
+          <w:rFonts w:ascii="Times New Roman" w:hAnsi="Times New Roman"/>
+          <w:lang w:val="en-US"/>
+        </w:rPr>
+      </w:pPr>
+      <w:r>
+        <w:rPr>
+          <w:rFonts w:ascii="Times New Roman" w:hAnsi="Times New Roman"/>
+          <w:lang w:val="en-US"/>
+        </w:rPr>
+        <w:t xml:space="preserve">    while ($</w:t>
+      </w:r>
+      <w:proofErr w:type="spellStart"/>
+      <w:r>
+        <w:rPr>
+          <w:rFonts w:ascii="Times New Roman" w:hAnsi="Times New Roman"/>
+          <w:lang w:val="en-US"/>
+        </w:rPr>
+        <w:t>w_count</w:t>
+      </w:r>
+      <w:proofErr w:type="spellEnd"/>
+      <w:r>
+        <w:rPr>
+          <w:rFonts w:ascii="Times New Roman" w:hAnsi="Times New Roman"/>
+          <w:lang w:val="en-US"/>
+        </w:rPr>
+        <w:t xml:space="preserve"> &lt; 3) {</w:t>
+      </w:r>
+    </w:p>
+    <w:p>
+      <w:pPr>
+        <w:spacing w:before="0" w:beforeAutospacing="0" w:after="0" w:afterAutospacing="0" w:line="320" w:lineRule="exact"/>
+        <w:rPr>
+          <w:rFonts w:ascii="Times New Roman" w:hAnsi="Times New Roman"/>
+          <w:lang w:val="en-US"/>
+        </w:rPr>
+      </w:pPr>
+      <w:r>
+        <w:rPr>
+          <w:rFonts w:ascii="Times New Roman" w:hAnsi="Times New Roman"/>
+          <w:lang w:val="en-US"/>
+        </w:rPr>
+        <w:t xml:space="preserve">        $sum += $</w:t>
+      </w:r>
+      <w:proofErr w:type="spellStart"/>
+      <w:r>
+        <w:rPr>
+          <w:rFonts w:ascii="Times New Roman" w:hAnsi="Times New Roman"/>
+          <w:lang w:val="en-US"/>
+        </w:rPr>
+        <w:t>w_count</w:t>
+      </w:r>
+      <w:proofErr w:type="spellEnd"/>
+      <w:r>
+        <w:rPr>
+          <w:rFonts w:ascii="Times New Roman" w:hAnsi="Times New Roman"/>
+          <w:lang w:val="en-US"/>
+        </w:rPr>
+        <w:t>;</w:t>
+      </w:r>
+    </w:p>
+    <w:p>
+      <w:pPr>
+        <w:spacing w:before="0" w:beforeAutospacing="0" w:after="0" w:afterAutospacing="0" w:line="320" w:lineRule="exact"/>
+        <w:rPr>
+          <w:rFonts w:ascii="Times New Roman" w:hAnsi="Times New Roman"/>
+          <w:lang w:val="en-US"/>
+        </w:rPr>
+      </w:pPr>
+      <w:r>
+        <w:rPr>
+          <w:rFonts w:ascii="Times New Roman" w:hAnsi="Times New Roman"/>
+          <w:lang w:val="en-US"/>
+        </w:rPr>
+        <w:t xml:space="preserve">        $</w:t>
+      </w:r>
+      <w:proofErr w:type="spellStart"/>
+      <w:r>
+        <w:rPr>
+          <w:rFonts w:ascii="Times New Roman" w:hAnsi="Times New Roman"/>
+          <w:lang w:val="en-US"/>
+        </w:rPr>
+        <w:t>w_count</w:t>
+      </w:r>
+      <w:proofErr w:type="spellEnd"/>
+      <w:r>
+        <w:rPr>
+          <w:rFonts w:ascii="Times New Roman" w:hAnsi="Times New Roman"/>
+          <w:lang w:val="en-US"/>
+        </w:rPr>
+        <w:t>++;</w:t>
       </w:r>
     </w:p>
     <w:p>
@@ -1513,71 +1807,151 @@
           <w:rFonts w:ascii="Times New Roman" w:hAnsi="Times New Roman"/>
           <w:lang w:val="en-US"/>
         </w:rPr>
-        <w:t xml:space="preserve">    # 4. Цикл until</w:t>
-      </w:r>
-    </w:p>
-    <w:p>
-      <w:pPr>
-        <w:spacing w:before="0" w:beforeAutospacing="0" w:after="0" w:afterAutospacing="0" w:line="320" w:lineRule="exact"/>
-        <w:rPr>
-          <w:rFonts w:ascii="Times New Roman" w:hAnsi="Times New Roman"/>
-          <w:lang w:val="en-US"/>
-        </w:rPr>
-      </w:pPr>
-      <w:r>
-        <w:rPr>
-          <w:rFonts w:ascii="Times New Roman" w:hAnsi="Times New Roman"/>
-          <w:lang w:val="en-US"/>
-        </w:rPr>
-        <w:t xml:space="preserve">    my $u_count = 5;</w:t>
-      </w:r>
-    </w:p>
-    <w:p>
-      <w:pPr>
-        <w:spacing w:before="0" w:beforeAutospacing="0" w:after="0" w:afterAutospacing="0" w:line="320" w:lineRule="exact"/>
-        <w:rPr>
-          <w:rFonts w:ascii="Times New Roman" w:hAnsi="Times New Roman"/>
-          <w:lang w:val="en-US"/>
-        </w:rPr>
-      </w:pPr>
-      <w:r>
-        <w:rPr>
-          <w:rFonts w:ascii="Times New Roman" w:hAnsi="Times New Roman"/>
-          <w:lang w:val="en-US"/>
-        </w:rPr>
-        <w:t xml:space="preserve">    until ($u_count &lt;= 0) {</w:t>
-      </w:r>
-    </w:p>
-    <w:p>
-      <w:pPr>
-        <w:spacing w:before="0" w:beforeAutospacing="0" w:after="0" w:afterAutospacing="0" w:line="320" w:lineRule="exact"/>
-        <w:rPr>
-          <w:rFonts w:ascii="Times New Roman" w:hAnsi="Times New Roman"/>
-          <w:lang w:val="en-US"/>
-        </w:rPr>
-      </w:pPr>
-      <w:r>
-        <w:rPr>
-          <w:rFonts w:ascii="Times New Roman" w:hAnsi="Times New Roman"/>
-          <w:lang w:val="en-US"/>
-        </w:rPr>
-        <w:t xml:space="preserve">        $sum += $u_count;</w:t>
-      </w:r>
-    </w:p>
-    <w:p>
-      <w:pPr>
-        <w:spacing w:before="0" w:beforeAutospacing="0" w:after="0" w:afterAutospacing="0" w:line="320" w:lineRule="exact"/>
-        <w:rPr>
-          <w:rFonts w:ascii="Times New Roman" w:hAnsi="Times New Roman"/>
-          <w:lang w:val="en-US"/>
-        </w:rPr>
-      </w:pPr>
-      <w:r>
-        <w:rPr>
-          <w:rFonts w:ascii="Times New Roman" w:hAnsi="Times New Roman"/>
-          <w:lang w:val="en-US"/>
-        </w:rPr>
-        <w:t xml:space="preserve">        $u_count--;</w:t>
+        <w:t xml:space="preserve">    # 4. </w:t>
+      </w:r>
+      <w:proofErr w:type="spellStart"/>
+      <w:r>
+        <w:rPr>
+          <w:rFonts w:ascii="Times New Roman" w:hAnsi="Times New Roman"/>
+          <w:lang w:val="en-US"/>
+        </w:rPr>
+        <w:t>Цикл</w:t>
+      </w:r>
+      <w:proofErr w:type="spellEnd"/>
+      <w:r>
+        <w:rPr>
+          <w:rFonts w:ascii="Times New Roman" w:hAnsi="Times New Roman"/>
+          <w:lang w:val="en-US"/>
+        </w:rPr>
+        <w:t xml:space="preserve"> until</w:t>
+      </w:r>
+    </w:p>
+    <w:p>
+      <w:pPr>
+        <w:spacing w:before="0" w:beforeAutospacing="0" w:after="0" w:afterAutospacing="0" w:line="320" w:lineRule="exact"/>
+        <w:rPr>
+          <w:rFonts w:ascii="Times New Roman" w:hAnsi="Times New Roman"/>
+          <w:lang w:val="en-US"/>
+        </w:rPr>
+      </w:pPr>
+      <w:r>
+        <w:rPr>
+          <w:rFonts w:ascii="Times New Roman" w:hAnsi="Times New Roman"/>
+          <w:lang w:val="en-US"/>
+        </w:rPr>
+        <w:t xml:space="preserve">    my $</w:t>
+      </w:r>
+      <w:proofErr w:type="spellStart"/>
+      <w:r>
+        <w:rPr>
+          <w:rFonts w:ascii="Times New Roman" w:hAnsi="Times New Roman"/>
+          <w:lang w:val="en-US"/>
+        </w:rPr>
+        <w:t>u_count</w:t>
+      </w:r>
+      <w:proofErr w:type="spellEnd"/>
+      <w:r>
+        <w:rPr>
+          <w:rFonts w:ascii="Times New Roman" w:hAnsi="Times New Roman"/>
+          <w:lang w:val="en-US"/>
+        </w:rPr>
+        <w:t xml:space="preserve"> = 5;</w:t>
+      </w:r>
+    </w:p>
+    <w:p>
+      <w:pPr>
+        <w:spacing w:before="0" w:beforeAutospacing="0" w:after="0" w:afterAutospacing="0" w:line="320" w:lineRule="exact"/>
+        <w:rPr>
+          <w:rFonts w:ascii="Times New Roman" w:hAnsi="Times New Roman"/>
+          <w:lang w:val="en-US"/>
+        </w:rPr>
+      </w:pPr>
+      <w:r>
+        <w:rPr>
+          <w:rFonts w:ascii="Times New Roman" w:hAnsi="Times New Roman"/>
+          <w:lang w:val="en-US"/>
+        </w:rPr>
+        <w:t xml:space="preserve">    until ($</w:t>
+      </w:r>
+      <w:proofErr w:type="spellStart"/>
+      <w:r>
+        <w:rPr>
+          <w:rFonts w:ascii="Times New Roman" w:hAnsi="Times New Roman"/>
+          <w:lang w:val="en-US"/>
+        </w:rPr>
+        <w:t>u_count</w:t>
+      </w:r>
+      <w:proofErr w:type="spellEnd"/>
+      <w:r>
+        <w:rPr>
+          <w:rFonts w:ascii="Times New Roman" w:hAnsi="Times New Roman"/>
+          <w:lang w:val="en-US"/>
+        </w:rPr>
+        <w:t xml:space="preserve"> &lt;= 0) {</w:t>
+      </w:r>
+    </w:p>
+    <w:p>
+      <w:pPr>
+        <w:spacing w:before="0" w:beforeAutospacing="0" w:after="0" w:afterAutospacing="0" w:line="320" w:lineRule="exact"/>
+        <w:rPr>
+          <w:rFonts w:ascii="Times New Roman" w:hAnsi="Times New Roman"/>
+          <w:lang w:val="en-US"/>
+        </w:rPr>
+      </w:pPr>
+      <w:r>
+        <w:rPr>
+          <w:rFonts w:ascii="Times New Roman" w:hAnsi="Times New Roman"/>
+          <w:lang w:val="en-US"/>
+        </w:rPr>
+        <w:t xml:space="preserve">        $sum += $</w:t>
+      </w:r>
+      <w:proofErr w:type="spellStart"/>
+      <w:r>
+        <w:rPr>
+          <w:rFonts w:ascii="Times New Roman" w:hAnsi="Times New Roman"/>
+          <w:lang w:val="en-US"/>
+        </w:rPr>
+        <w:t>u_count</w:t>
+      </w:r>
+      <w:proofErr w:type="spellEnd"/>
+      <w:r>
+        <w:rPr>
+          <w:rFonts w:ascii="Times New Roman" w:hAnsi="Times New Roman"/>
+          <w:lang w:val="en-US"/>
+        </w:rPr>
+        <w:t>;</w:t>
+      </w:r>
+    </w:p>
+    <w:p>
+      <w:pPr>
+        <w:spacing w:before="0" w:beforeAutospacing="0" w:after="0" w:afterAutospacing="0" w:line="320" w:lineRule="exact"/>
+        <w:rPr>
+          <w:rFonts w:ascii="Times New Roman" w:hAnsi="Times New Roman"/>
+          <w:lang w:val="en-US"/>
+        </w:rPr>
+      </w:pPr>
+      <w:r>
+        <w:rPr>
+          <w:rFonts w:ascii="Times New Roman" w:hAnsi="Times New Roman"/>
+          <w:lang w:val="en-US"/>
+        </w:rPr>
+        <w:t xml:space="preserve">        $</w:t>
+      </w:r>
+      <w:proofErr w:type="spellStart"/>
+      <w:r>
+        <w:rPr>
+          <w:rFonts w:ascii="Times New Roman" w:hAnsi="Times New Roman"/>
+          <w:lang w:val="en-US"/>
+        </w:rPr>
+        <w:t>u_count</w:t>
+      </w:r>
+      <w:proofErr w:type="spellEnd"/>
+      <w:r>
+        <w:rPr>
+          <w:rFonts w:ascii="Times New Roman" w:hAnsi="Times New Roman"/>
+          <w:lang w:val="en-US"/>
+        </w:rPr>
+        <w:t>--;</w:t>
       </w:r>
     </w:p>
     <w:p>
@@ -1609,23 +1983,55 @@
           <w:rFonts w:ascii="Times New Roman" w:hAnsi="Times New Roman"/>
           <w:lang w:val="en-US"/>
         </w:rPr>
-        <w:t xml:space="preserve">    # 5. Цикл do...until</w:t>
-      </w:r>
-    </w:p>
-    <w:p>
-      <w:pPr>
-        <w:spacing w:before="0" w:beforeAutospacing="0" w:after="0" w:afterAutospacing="0" w:line="320" w:lineRule="exact"/>
-        <w:rPr>
-          <w:rFonts w:ascii="Times New Roman" w:hAnsi="Times New Roman"/>
-          <w:lang w:val="en-US"/>
-        </w:rPr>
-      </w:pPr>
-      <w:r>
-        <w:rPr>
-          <w:rFonts w:ascii="Times New Roman" w:hAnsi="Times New Roman"/>
-          <w:lang w:val="en-US"/>
-        </w:rPr>
-        <w:t xml:space="preserve">    my $d_count = 1;</w:t>
+        <w:t xml:space="preserve">    # 5. </w:t>
+      </w:r>
+      <w:proofErr w:type="spellStart"/>
+      <w:r>
+        <w:rPr>
+          <w:rFonts w:ascii="Times New Roman" w:hAnsi="Times New Roman"/>
+          <w:lang w:val="en-US"/>
+        </w:rPr>
+        <w:t>Цикл</w:t>
+      </w:r>
+      <w:proofErr w:type="spellEnd"/>
+      <w:r>
+        <w:rPr>
+          <w:rFonts w:ascii="Times New Roman" w:hAnsi="Times New Roman"/>
+          <w:lang w:val="en-US"/>
+        </w:rPr>
+        <w:t xml:space="preserve"> do...until</w:t>
+      </w:r>
+    </w:p>
+    <w:p>
+      <w:pPr>
+        <w:spacing w:before="0" w:beforeAutospacing="0" w:after="0" w:afterAutospacing="0" w:line="320" w:lineRule="exact"/>
+        <w:rPr>
+          <w:rFonts w:ascii="Times New Roman" w:hAnsi="Times New Roman"/>
+          <w:lang w:val="en-US"/>
+        </w:rPr>
+      </w:pPr>
+      <w:r>
+        <w:rPr>
+          <w:rFonts w:ascii="Times New Roman" w:hAnsi="Times New Roman"/>
+          <w:lang w:val="en-US"/>
+        </w:rPr>
+        <w:t xml:space="preserve">    my $</w:t>
+      </w:r>
+      <w:proofErr w:type="spellStart"/>
+      <w:r>
+        <w:rPr>
+          <w:rFonts w:ascii="Times New Roman" w:hAnsi="Times New Roman"/>
+          <w:lang w:val="en-US"/>
+        </w:rPr>
+        <w:t>d_count</w:t>
+      </w:r>
+      <w:proofErr w:type="spellEnd"/>
+      <w:r>
+        <w:rPr>
+          <w:rFonts w:ascii="Times New Roman" w:hAnsi="Times New Roman"/>
+          <w:lang w:val="en-US"/>
+        </w:rPr>
+        <w:t xml:space="preserve"> = 1;</w:t>
       </w:r>
     </w:p>
     <w:p>
@@ -1674,23 +2080,55 @@
           <w:rFonts w:ascii="Times New Roman" w:hAnsi="Times New Roman"/>
           <w:lang w:val="en-US"/>
         </w:rPr>
-        <w:t xml:space="preserve">        $d_count++;</w:t>
-      </w:r>
-    </w:p>
-    <w:p>
-      <w:pPr>
-        <w:spacing w:before="0" w:beforeAutospacing="0" w:after="0" w:afterAutospacing="0" w:line="320" w:lineRule="exact"/>
-        <w:rPr>
-          <w:rFonts w:ascii="Times New Roman" w:hAnsi="Times New Roman"/>
-          <w:lang w:val="en-US"/>
-        </w:rPr>
-      </w:pPr>
-      <w:r>
-        <w:rPr>
-          <w:rFonts w:ascii="Times New Roman" w:hAnsi="Times New Roman"/>
-          <w:lang w:val="en-US"/>
-        </w:rPr>
-        <w:t xml:space="preserve">    } until ($d_count &gt; 3);</w:t>
+        <w:t xml:space="preserve">        $</w:t>
+      </w:r>
+      <w:proofErr w:type="spellStart"/>
+      <w:r>
+        <w:rPr>
+          <w:rFonts w:ascii="Times New Roman" w:hAnsi="Times New Roman"/>
+          <w:lang w:val="en-US"/>
+        </w:rPr>
+        <w:t>d_count</w:t>
+      </w:r>
+      <w:proofErr w:type="spellEnd"/>
+      <w:r>
+        <w:rPr>
+          <w:rFonts w:ascii="Times New Roman" w:hAnsi="Times New Roman"/>
+          <w:lang w:val="en-US"/>
+        </w:rPr>
+        <w:t>++;</w:t>
+      </w:r>
+    </w:p>
+    <w:p>
+      <w:pPr>
+        <w:spacing w:before="0" w:beforeAutospacing="0" w:after="0" w:afterAutospacing="0" w:line="320" w:lineRule="exact"/>
+        <w:rPr>
+          <w:rFonts w:ascii="Times New Roman" w:hAnsi="Times New Roman"/>
+          <w:lang w:val="en-US"/>
+        </w:rPr>
+      </w:pPr>
+      <w:r>
+        <w:rPr>
+          <w:rFonts w:ascii="Times New Roman" w:hAnsi="Times New Roman"/>
+          <w:lang w:val="en-US"/>
+        </w:rPr>
+        <w:t xml:space="preserve">    } until ($</w:t>
+      </w:r>
+      <w:proofErr w:type="spellStart"/>
+      <w:r>
+        <w:rPr>
+          <w:rFonts w:ascii="Times New Roman" w:hAnsi="Times New Roman"/>
+          <w:lang w:val="en-US"/>
+        </w:rPr>
+        <w:t>d_count</w:t>
+      </w:r>
+      <w:proofErr w:type="spellEnd"/>
+      <w:r>
+        <w:rPr>
+          <w:rFonts w:ascii="Times New Roman" w:hAnsi="Times New Roman"/>
+          <w:lang w:val="en-US"/>
+        </w:rPr>
+        <w:t xml:space="preserve"> &gt; 3);</w:t>
       </w:r>
     </w:p>
     <w:p>
@@ -1811,7 +2249,23 @@
           <w:rFonts w:ascii="Times New Roman" w:hAnsi="Times New Roman"/>
           <w:lang w:val="en-US"/>
         </w:rPr>
-        <w:t>sub test_all_branches {</w:t>
+        <w:t xml:space="preserve">sub </w:t>
+      </w:r>
+      <w:proofErr w:type="spellStart"/>
+      <w:r>
+        <w:rPr>
+          <w:rFonts w:ascii="Times New Roman" w:hAnsi="Times New Roman"/>
+          <w:lang w:val="en-US"/>
+        </w:rPr>
+        <w:t>test_all_branches</w:t>
+      </w:r>
+      <w:proofErr w:type="spellEnd"/>
+      <w:r>
+        <w:rPr>
+          <w:rFonts w:ascii="Times New Roman" w:hAnsi="Times New Roman"/>
+          <w:lang w:val="en-US"/>
+        </w:rPr>
+        <w:t xml:space="preserve"> {</w:t>
       </w:r>
     </w:p>
     <w:p>
@@ -1868,7 +2322,23 @@
           <w:rFonts w:ascii="Times New Roman" w:hAnsi="Times New Roman"/>
           <w:lang w:val="en-US"/>
         </w:rPr>
-        <w:t xml:space="preserve">    # Условие unless</w:t>
+        <w:t xml:space="preserve">    # </w:t>
+      </w:r>
+      <w:proofErr w:type="spellStart"/>
+      <w:r>
+        <w:rPr>
+          <w:rFonts w:ascii="Times New Roman" w:hAnsi="Times New Roman"/>
+          <w:lang w:val="en-US"/>
+        </w:rPr>
+        <w:t>Условие</w:t>
+      </w:r>
+      <w:proofErr w:type="spellEnd"/>
+      <w:r>
+        <w:rPr>
+          <w:rFonts w:ascii="Times New Roman" w:hAnsi="Times New Roman"/>
+          <w:lang w:val="en-US"/>
+        </w:rPr>
+        <w:t xml:space="preserve"> unless</w:t>
       </w:r>
     </w:p>
     <w:p>
@@ -1932,7 +2402,39 @@
           <w:rFonts w:ascii="Times New Roman" w:hAnsi="Times New Roman"/>
           <w:lang w:val="en-US"/>
         </w:rPr>
-        <w:t xml:space="preserve">    # Множественный выбор (given / when / default - Switch/Case в Perl)</w:t>
+        <w:t xml:space="preserve">    # </w:t>
+      </w:r>
+      <w:proofErr w:type="spellStart"/>
+      <w:r>
+        <w:rPr>
+          <w:rFonts w:ascii="Times New Roman" w:hAnsi="Times New Roman"/>
+          <w:lang w:val="en-US"/>
+        </w:rPr>
+        <w:t>Множественный</w:t>
+      </w:r>
+      <w:proofErr w:type="spellEnd"/>
+      <w:r>
+        <w:rPr>
+          <w:rFonts w:ascii="Times New Roman" w:hAnsi="Times New Roman"/>
+          <w:lang w:val="en-US"/>
+        </w:rPr>
+        <w:t xml:space="preserve"> </w:t>
+      </w:r>
+      <w:proofErr w:type="spellStart"/>
+      <w:r>
+        <w:rPr>
+          <w:rFonts w:ascii="Times New Roman" w:hAnsi="Times New Roman"/>
+          <w:lang w:val="en-US"/>
+        </w:rPr>
+        <w:t>выбор</w:t>
+      </w:r>
+      <w:proofErr w:type="spellEnd"/>
+      <w:r>
+        <w:rPr>
+          <w:rFonts w:ascii="Times New Roman" w:hAnsi="Times New Roman"/>
+          <w:lang w:val="en-US"/>
+        </w:rPr>
+        <w:t xml:space="preserve"> (given / when / default - Switch/Case в Perl)</w:t>
       </w:r>
     </w:p>
     <w:p>
@@ -2080,23 +2582,55 @@
           <w:rFonts w:ascii="Times New Roman" w:hAnsi="Times New Roman"/>
           <w:lang w:val="en-US"/>
         </w:rPr>
-        <w:t xml:space="preserve">                $category = "High_Score";</w:t>
-      </w:r>
-    </w:p>
-    <w:p>
-      <w:pPr>
-        <w:spacing w:before="0" w:beforeAutospacing="0" w:after="0" w:afterAutospacing="0" w:line="320" w:lineRule="exact"/>
-        <w:rPr>
-          <w:rFonts w:ascii="Times New Roman" w:hAnsi="Times New Roman"/>
-          <w:lang w:val="en-US"/>
-        </w:rPr>
-      </w:pPr>
-      <w:r>
-        <w:rPr>
-          <w:rFonts w:ascii="Times New Roman" w:hAnsi="Times New Roman"/>
-          <w:lang w:val="en-US"/>
-        </w:rPr>
-        <w:t xml:space="preserve">            } elsif ($score &gt;= 75) {</w:t>
+        <w:t xml:space="preserve">                $category = "</w:t>
+      </w:r>
+      <w:proofErr w:type="spellStart"/>
+      <w:r>
+        <w:rPr>
+          <w:rFonts w:ascii="Times New Roman" w:hAnsi="Times New Roman"/>
+          <w:lang w:val="en-US"/>
+        </w:rPr>
+        <w:t>High_Score</w:t>
+      </w:r>
+      <w:proofErr w:type="spellEnd"/>
+      <w:r>
+        <w:rPr>
+          <w:rFonts w:ascii="Times New Roman" w:hAnsi="Times New Roman"/>
+          <w:lang w:val="en-US"/>
+        </w:rPr>
+        <w:t>";</w:t>
+      </w:r>
+    </w:p>
+    <w:p>
+      <w:pPr>
+        <w:spacing w:before="0" w:beforeAutospacing="0" w:after="0" w:afterAutospacing="0" w:line="320" w:lineRule="exact"/>
+        <w:rPr>
+          <w:rFonts w:ascii="Times New Roman" w:hAnsi="Times New Roman"/>
+          <w:lang w:val="en-US"/>
+        </w:rPr>
+      </w:pPr>
+      <w:r>
+        <w:rPr>
+          <w:rFonts w:ascii="Times New Roman" w:hAnsi="Times New Roman"/>
+          <w:lang w:val="en-US"/>
+        </w:rPr>
+        <w:t xml:space="preserve">            } </w:t>
+      </w:r>
+      <w:proofErr w:type="spellStart"/>
+      <w:r>
+        <w:rPr>
+          <w:rFonts w:ascii="Times New Roman" w:hAnsi="Times New Roman"/>
+          <w:lang w:val="en-US"/>
+        </w:rPr>
+        <w:t>elsif</w:t>
+      </w:r>
+      <w:proofErr w:type="spellEnd"/>
+      <w:r>
+        <w:rPr>
+          <w:rFonts w:ascii="Times New Roman" w:hAnsi="Times New Roman"/>
+          <w:lang w:val="en-US"/>
+        </w:rPr>
+        <w:t xml:space="preserve"> ($score &gt;= 75) {</w:t>
       </w:r>
     </w:p>
     <w:p>
@@ -2128,7 +2662,64 @@
           <w:rFonts w:ascii="Times New Roman" w:hAnsi="Times New Roman"/>
           <w:lang w:val="en-US"/>
         </w:rPr>
-        <w:t xml:space="preserve">                    $category = ($k == 0) ? "Mid_Score_A" : "Mid_Score_B";</w:t>
+        <w:t xml:space="preserve">                    $category = ($k == 0</w:t>
+      </w:r>
+      <w:proofErr w:type="gramStart"/>
+      <w:r>
+        <w:rPr>
+          <w:rFonts w:ascii="Times New Roman" w:hAnsi="Times New Roman"/>
+          <w:lang w:val="en-US"/>
+        </w:rPr>
+        <w:t>) ?</w:t>
+      </w:r>
+      <w:proofErr w:type="gramEnd"/>
+      <w:r>
+        <w:rPr>
+          <w:rFonts w:ascii="Times New Roman" w:hAnsi="Times New Roman"/>
+          <w:lang w:val="en-US"/>
+        </w:rPr>
+        <w:t xml:space="preserve"> "</w:t>
+      </w:r>
+      <w:proofErr w:type="spellStart"/>
+      <w:r>
+        <w:rPr>
+          <w:rFonts w:ascii="Times New Roman" w:hAnsi="Times New Roman"/>
+          <w:lang w:val="en-US"/>
+        </w:rPr>
+        <w:t>Mid_Score_A</w:t>
+      </w:r>
+      <w:proofErr w:type="spellEnd"/>
+      <w:proofErr w:type="gramStart"/>
+      <w:r>
+        <w:rPr>
+          <w:rFonts w:ascii="Times New Roman" w:hAnsi="Times New Roman"/>
+          <w:lang w:val="en-US"/>
+        </w:rPr>
+        <w:t>" :</w:t>
+      </w:r>
+      <w:proofErr w:type="gramEnd"/>
+      <w:r>
+        <w:rPr>
+          <w:rFonts w:ascii="Times New Roman" w:hAnsi="Times New Roman"/>
+          <w:lang w:val="en-US"/>
+        </w:rPr>
+        <w:t xml:space="preserve"> "</w:t>
+      </w:r>
+      <w:proofErr w:type="spellStart"/>
+      <w:r>
+        <w:rPr>
+          <w:rFonts w:ascii="Times New Roman" w:hAnsi="Times New Roman"/>
+          <w:lang w:val="en-US"/>
+        </w:rPr>
+        <w:t>Mid_Score_B</w:t>
+      </w:r>
+      <w:proofErr w:type="spellEnd"/>
+      <w:r>
+        <w:rPr>
+          <w:rFonts w:ascii="Times New Roman" w:hAnsi="Times New Roman"/>
+          <w:lang w:val="en-US"/>
+        </w:rPr>
+        <w:t>";</w:t>
       </w:r>
     </w:p>
     <w:p>
@@ -2176,7 +2767,23 @@
           <w:rFonts w:ascii="Times New Roman" w:hAnsi="Times New Roman"/>
           <w:lang w:val="en-US"/>
         </w:rPr>
-        <w:t xml:space="preserve">                $category = "Low_Score";</w:t>
+        <w:t xml:space="preserve">                $category = "</w:t>
+      </w:r>
+      <w:proofErr w:type="spellStart"/>
+      <w:r>
+        <w:rPr>
+          <w:rFonts w:ascii="Times New Roman" w:hAnsi="Times New Roman"/>
+          <w:lang w:val="en-US"/>
+        </w:rPr>
+        <w:t>Low_Score</w:t>
+      </w:r>
+      <w:proofErr w:type="spellEnd"/>
+      <w:r>
+        <w:rPr>
+          <w:rFonts w:ascii="Times New Roman" w:hAnsi="Times New Roman"/>
+          <w:lang w:val="en-US"/>
+        </w:rPr>
+        <w:t>";</w:t>
       </w:r>
     </w:p>
     <w:p>
@@ -2288,7 +2895,23 @@
           <w:rFonts w:ascii="Times New Roman" w:hAnsi="Times New Roman"/>
           <w:lang w:val="en-US"/>
         </w:rPr>
-        <w:t xml:space="preserve">            $category = "Mode_Default";</w:t>
+        <w:t xml:space="preserve">            $category = "</w:t>
+      </w:r>
+      <w:proofErr w:type="spellStart"/>
+      <w:r>
+        <w:rPr>
+          <w:rFonts w:ascii="Times New Roman" w:hAnsi="Times New Roman"/>
+          <w:lang w:val="en-US"/>
+        </w:rPr>
+        <w:t>Mode_Default</w:t>
+      </w:r>
+      <w:proofErr w:type="spellEnd"/>
+      <w:r>
+        <w:rPr>
+          <w:rFonts w:ascii="Times New Roman" w:hAnsi="Times New Roman"/>
+          <w:lang w:val="en-US"/>
+        </w:rPr>
+        <w:t>";</w:t>
       </w:r>
     </w:p>
     <w:p>
@@ -2377,15 +3000,55 @@
           <w:rFonts w:ascii="Times New Roman" w:hAnsi="Times New Roman"/>
           <w:lang w:val="en-US"/>
         </w:rPr>
-        <w:t># Главная управляющая подпрограмма</w:t>
-      </w:r>
-    </w:p>
-    <w:p>
-      <w:pPr>
-        <w:spacing w:before="0" w:beforeAutospacing="0" w:after="0" w:afterAutospacing="0" w:line="320" w:lineRule="exact"/>
-        <w:rPr>
-          <w:rFonts w:ascii="Times New Roman" w:hAnsi="Times New Roman"/>
-          <w:lang w:val="en-US"/>
+        <w:t xml:space="preserve"># </w:t>
+      </w:r>
+      <w:proofErr w:type="spellStart"/>
+      <w:r>
+        <w:rPr>
+          <w:rFonts w:ascii="Times New Roman" w:hAnsi="Times New Roman"/>
+          <w:lang w:val="en-US"/>
+        </w:rPr>
+        <w:t>Главная</w:t>
+      </w:r>
+      <w:proofErr w:type="spellEnd"/>
+      <w:r>
+        <w:rPr>
+          <w:rFonts w:ascii="Times New Roman" w:hAnsi="Times New Roman"/>
+          <w:lang w:val="en-US"/>
+        </w:rPr>
+        <w:t xml:space="preserve"> </w:t>
+      </w:r>
+      <w:proofErr w:type="spellStart"/>
+      <w:r>
+        <w:rPr>
+          <w:rFonts w:ascii="Times New Roman" w:hAnsi="Times New Roman"/>
+          <w:lang w:val="en-US"/>
+        </w:rPr>
+        <w:t>управляющая</w:t>
+      </w:r>
+      <w:proofErr w:type="spellEnd"/>
+      <w:r>
+        <w:rPr>
+          <w:rFonts w:ascii="Times New Roman" w:hAnsi="Times New Roman"/>
+          <w:lang w:val="en-US"/>
+        </w:rPr>
+        <w:t xml:space="preserve"> </w:t>
+      </w:r>
+      <w:proofErr w:type="spellStart"/>
+      <w:r>
+        <w:rPr>
+          <w:rFonts w:ascii="Times New Roman" w:hAnsi="Times New Roman"/>
+          <w:lang w:val="en-US"/>
+        </w:rPr>
+        <w:t>подпрограмма</w:t>
+      </w:r>
+      <w:proofErr w:type="spellEnd"/>
+    </w:p>
+    <w:p>
+      <w:pPr>
+        <w:spacing w:before="0" w:beforeAutospacing="0" w:after="0" w:afterAutospacing="0" w:line="320" w:lineRule="exact"/>
+        <w:rPr>
+          <w:rFonts w:ascii="Times New Roman" w:hAnsi="Times New Roman"/>
         </w:rPr>
       </w:pPr>
       <w:r>
@@ -2394,121 +3057,345 @@
           <w:lang w:val="en-US"/>
         </w:rPr>
         <w:lastRenderedPageBreak/>
-        <w:t>sub main {</w:t>
-      </w:r>
-    </w:p>
-    <w:p>
-      <w:pPr>
-        <w:spacing w:before="0" w:beforeAutospacing="0" w:after="0" w:afterAutospacing="0" w:line="320" w:lineRule="exact"/>
-        <w:rPr>
-          <w:rFonts w:ascii="Times New Roman" w:hAnsi="Times New Roman"/>
-          <w:lang w:val="en-US"/>
-        </w:rPr>
-      </w:pPr>
-      <w:r>
-        <w:rPr>
-          <w:rFonts w:ascii="Times New Roman" w:hAnsi="Times New Roman"/>
-          <w:lang w:val="en-US"/>
-        </w:rPr>
-        <w:t xml:space="preserve">    print "=== НАЧАЛО ТЕСТИРОВАНИЯ ===\n";</w:t>
-      </w:r>
-    </w:p>
-    <w:p>
-      <w:pPr>
-        <w:spacing w:before="0" w:beforeAutospacing="0" w:after="0" w:afterAutospacing="0" w:line="320" w:lineRule="exact"/>
-        <w:rPr>
-          <w:rFonts w:ascii="Times New Roman" w:hAnsi="Times New Roman"/>
-          <w:lang w:val="en-US"/>
-        </w:rPr>
-      </w:pPr>
-    </w:p>
-    <w:p>
-      <w:pPr>
-        <w:spacing w:before="0" w:beforeAutospacing="0" w:after="0" w:afterAutospacing="0" w:line="320" w:lineRule="exact"/>
-        <w:rPr>
-          <w:rFonts w:ascii="Times New Roman" w:hAnsi="Times New Roman"/>
-          <w:lang w:val="en-US"/>
-        </w:rPr>
-      </w:pPr>
-      <w:r>
-        <w:rPr>
-          <w:rFonts w:ascii="Times New Roman" w:hAnsi="Times New Roman"/>
-          <w:lang w:val="en-US"/>
-        </w:rPr>
-        <w:t xml:space="preserve">    my $loop_res = test_all_loops(5);</w:t>
-      </w:r>
-    </w:p>
-    <w:p>
-      <w:pPr>
-        <w:spacing w:before="0" w:beforeAutospacing="0" w:after="0" w:afterAutospacing="0" w:line="320" w:lineRule="exact"/>
-        <w:rPr>
-          <w:rFonts w:ascii="Times New Roman" w:hAnsi="Times New Roman"/>
-          <w:lang w:val="en-US"/>
-        </w:rPr>
-      </w:pPr>
-      <w:r>
-        <w:rPr>
-          <w:rFonts w:ascii="Times New Roman" w:hAnsi="Times New Roman"/>
-          <w:lang w:val="en-US"/>
-        </w:rPr>
-        <w:t xml:space="preserve">    print "Результат циклов: $loop_res\n";</w:t>
-      </w:r>
-    </w:p>
-    <w:p>
-      <w:pPr>
-        <w:spacing w:before="0" w:beforeAutospacing="0" w:after="0" w:afterAutospacing="0" w:line="320" w:lineRule="exact"/>
-        <w:rPr>
-          <w:rFonts w:ascii="Times New Roman" w:hAnsi="Times New Roman"/>
-          <w:lang w:val="en-US"/>
-        </w:rPr>
-      </w:pPr>
-    </w:p>
-    <w:p>
-      <w:pPr>
-        <w:spacing w:before="0" w:beforeAutospacing="0" w:after="0" w:afterAutospacing="0" w:line="320" w:lineRule="exact"/>
-        <w:rPr>
-          <w:rFonts w:ascii="Times New Roman" w:hAnsi="Times New Roman"/>
-          <w:lang w:val="en-US"/>
-        </w:rPr>
-      </w:pPr>
-      <w:r>
-        <w:rPr>
-          <w:rFonts w:ascii="Times New Roman" w:hAnsi="Times New Roman"/>
-          <w:lang w:val="en-US"/>
-        </w:rPr>
-        <w:t xml:space="preserve">    my $cat1 = test_all_branches(2, 80, 1);</w:t>
-      </w:r>
-    </w:p>
-    <w:p>
-      <w:pPr>
-        <w:spacing w:before="0" w:beforeAutospacing="0" w:after="0" w:afterAutospacing="0" w:line="320" w:lineRule="exact"/>
-        <w:rPr>
-          <w:rFonts w:ascii="Times New Roman" w:hAnsi="Times New Roman"/>
-          <w:lang w:val="en-US"/>
-        </w:rPr>
-      </w:pPr>
-      <w:r>
-        <w:rPr>
-          <w:rFonts w:ascii="Times New Roman" w:hAnsi="Times New Roman"/>
-          <w:lang w:val="en-US"/>
-        </w:rPr>
-        <w:t xml:space="preserve">    my $cat2 = test_all_branches(4, 50, 0);</w:t>
-      </w:r>
-    </w:p>
-    <w:p>
-      <w:pPr>
-        <w:spacing w:before="0" w:beforeAutospacing="0" w:after="0" w:afterAutospacing="0" w:line="320" w:lineRule="exact"/>
-        <w:rPr>
-          <w:rFonts w:ascii="Times New Roman" w:hAnsi="Times New Roman"/>
-          <w:lang w:val="en-US"/>
-        </w:rPr>
-      </w:pPr>
-      <w:r>
-        <w:rPr>
-          <w:rFonts w:ascii="Times New Roman" w:hAnsi="Times New Roman"/>
-          <w:lang w:val="en-US"/>
-        </w:rPr>
-        <w:t xml:space="preserve">    print "Категории: $cat1, $cat2\n";</w:t>
+        <w:t>sub</w:t>
+      </w:r>
+      <w:r>
+        <w:rPr>
+          <w:rFonts w:ascii="Times New Roman" w:hAnsi="Times New Roman"/>
+        </w:rPr>
+        <w:t xml:space="preserve"> </w:t>
+      </w:r>
+      <w:r>
+        <w:rPr>
+          <w:rFonts w:ascii="Times New Roman" w:hAnsi="Times New Roman"/>
+          <w:lang w:val="en-US"/>
+        </w:rPr>
+        <w:t>main</w:t>
+      </w:r>
+      <w:r>
+        <w:rPr>
+          <w:rFonts w:ascii="Times New Roman" w:hAnsi="Times New Roman"/>
+        </w:rPr>
+        <w:t xml:space="preserve"> {</w:t>
+      </w:r>
+    </w:p>
+    <w:p>
+      <w:pPr>
+        <w:spacing w:before="0" w:beforeAutospacing="0" w:after="0" w:afterAutospacing="0" w:line="320" w:lineRule="exact"/>
+        <w:rPr>
+          <w:rFonts w:ascii="Times New Roman" w:hAnsi="Times New Roman"/>
+        </w:rPr>
+      </w:pPr>
+      <w:r>
+        <w:rPr>
+          <w:rFonts w:ascii="Times New Roman" w:hAnsi="Times New Roman"/>
+        </w:rPr>
+        <w:t xml:space="preserve">    </w:t>
+      </w:r>
+      <w:r>
+        <w:rPr>
+          <w:rFonts w:ascii="Times New Roman" w:hAnsi="Times New Roman"/>
+          <w:lang w:val="en-US"/>
+        </w:rPr>
+        <w:t>print</w:t>
+      </w:r>
+      <w:r>
+        <w:rPr>
+          <w:rFonts w:ascii="Times New Roman" w:hAnsi="Times New Roman"/>
+        </w:rPr>
+        <w:t xml:space="preserve"> "=== НАЧАЛО ТЕСТИРОВАНИЯ ===\</w:t>
+      </w:r>
+      <w:r>
+        <w:rPr>
+          <w:rFonts w:ascii="Times New Roman" w:hAnsi="Times New Roman"/>
+          <w:lang w:val="en-US"/>
+        </w:rPr>
+        <w:t>n</w:t>
+      </w:r>
+      <w:r>
+        <w:rPr>
+          <w:rFonts w:ascii="Times New Roman" w:hAnsi="Times New Roman"/>
+        </w:rPr>
+        <w:t>";</w:t>
+      </w:r>
+    </w:p>
+    <w:p>
+      <w:pPr>
+        <w:spacing w:before="0" w:beforeAutospacing="0" w:after="0" w:afterAutospacing="0" w:line="320" w:lineRule="exact"/>
+        <w:rPr>
+          <w:rFonts w:ascii="Times New Roman" w:hAnsi="Times New Roman"/>
+        </w:rPr>
+      </w:pPr>
+    </w:p>
+    <w:p>
+      <w:pPr>
+        <w:spacing w:before="0" w:beforeAutospacing="0" w:after="0" w:afterAutospacing="0" w:line="320" w:lineRule="exact"/>
+        <w:rPr>
+          <w:rFonts w:ascii="Times New Roman" w:hAnsi="Times New Roman"/>
+          <w:lang w:val="en-US"/>
+        </w:rPr>
+      </w:pPr>
+      <w:r>
+        <w:rPr>
+          <w:rFonts w:ascii="Times New Roman" w:hAnsi="Times New Roman"/>
+        </w:rPr>
+        <w:t xml:space="preserve">    </w:t>
+      </w:r>
+      <w:r>
+        <w:rPr>
+          <w:rFonts w:ascii="Times New Roman" w:hAnsi="Times New Roman"/>
+          <w:lang w:val="en-US"/>
+        </w:rPr>
+        <w:t>my $</w:t>
+      </w:r>
+      <w:proofErr w:type="spellStart"/>
+      <w:r>
+        <w:rPr>
+          <w:rFonts w:ascii="Times New Roman" w:hAnsi="Times New Roman"/>
+          <w:lang w:val="en-US"/>
+        </w:rPr>
+        <w:t>loop_res</w:t>
+      </w:r>
+      <w:proofErr w:type="spellEnd"/>
+      <w:r>
+        <w:rPr>
+          <w:rFonts w:ascii="Times New Roman" w:hAnsi="Times New Roman"/>
+          <w:lang w:val="en-US"/>
+        </w:rPr>
+        <w:t xml:space="preserve"> = </w:t>
+      </w:r>
+      <w:proofErr w:type="spellStart"/>
+      <w:r>
+        <w:rPr>
+          <w:rFonts w:ascii="Times New Roman" w:hAnsi="Times New Roman"/>
+          <w:lang w:val="en-US"/>
+        </w:rPr>
+        <w:t>test_all_</w:t>
+      </w:r>
+      <w:proofErr w:type="gramStart"/>
+      <w:r>
+        <w:rPr>
+          <w:rFonts w:ascii="Times New Roman" w:hAnsi="Times New Roman"/>
+          <w:lang w:val="en-US"/>
+        </w:rPr>
+        <w:t>loops</w:t>
+      </w:r>
+      <w:proofErr w:type="spellEnd"/>
+      <w:r>
+        <w:rPr>
+          <w:rFonts w:ascii="Times New Roman" w:hAnsi="Times New Roman"/>
+          <w:lang w:val="en-US"/>
+        </w:rPr>
+        <w:t>(</w:t>
+      </w:r>
+      <w:proofErr w:type="gramEnd"/>
+      <w:r>
+        <w:rPr>
+          <w:rFonts w:ascii="Times New Roman" w:hAnsi="Times New Roman"/>
+          <w:lang w:val="en-US"/>
+        </w:rPr>
+        <w:t>5);</w:t>
+      </w:r>
+    </w:p>
+    <w:p>
+      <w:pPr>
+        <w:spacing w:before="0" w:beforeAutospacing="0" w:after="0" w:afterAutospacing="0" w:line="320" w:lineRule="exact"/>
+        <w:rPr>
+          <w:rFonts w:ascii="Times New Roman" w:hAnsi="Times New Roman"/>
+          <w:lang w:val="en-US"/>
+        </w:rPr>
+      </w:pPr>
+      <w:r>
+        <w:rPr>
+          <w:rFonts w:ascii="Times New Roman" w:hAnsi="Times New Roman"/>
+          <w:lang w:val="en-US"/>
+        </w:rPr>
+        <w:t xml:space="preserve">    print "</w:t>
+      </w:r>
+      <w:proofErr w:type="spellStart"/>
+      <w:r>
+        <w:rPr>
+          <w:rFonts w:ascii="Times New Roman" w:hAnsi="Times New Roman"/>
+          <w:lang w:val="en-US"/>
+        </w:rPr>
+        <w:t>Результат</w:t>
+      </w:r>
+      <w:proofErr w:type="spellEnd"/>
+      <w:r>
+        <w:rPr>
+          <w:rFonts w:ascii="Times New Roman" w:hAnsi="Times New Roman"/>
+          <w:lang w:val="en-US"/>
+        </w:rPr>
+        <w:t xml:space="preserve"> </w:t>
+      </w:r>
+      <w:proofErr w:type="spellStart"/>
+      <w:r>
+        <w:rPr>
+          <w:rFonts w:ascii="Times New Roman" w:hAnsi="Times New Roman"/>
+          <w:lang w:val="en-US"/>
+        </w:rPr>
+        <w:t>циклов</w:t>
+      </w:r>
+      <w:proofErr w:type="spellEnd"/>
+      <w:r>
+        <w:rPr>
+          <w:rFonts w:ascii="Times New Roman" w:hAnsi="Times New Roman"/>
+          <w:lang w:val="en-US"/>
+        </w:rPr>
+        <w:t>: $</w:t>
+      </w:r>
+      <w:proofErr w:type="spellStart"/>
+      <w:r>
+        <w:rPr>
+          <w:rFonts w:ascii="Times New Roman" w:hAnsi="Times New Roman"/>
+          <w:lang w:val="en-US"/>
+        </w:rPr>
+        <w:t>loop_res</w:t>
+      </w:r>
+      <w:proofErr w:type="spellEnd"/>
+      <w:r>
+        <w:rPr>
+          <w:rFonts w:ascii="Times New Roman" w:hAnsi="Times New Roman"/>
+          <w:lang w:val="en-US"/>
+        </w:rPr>
+        <w:t>\n";</w:t>
+      </w:r>
+    </w:p>
+    <w:p>
+      <w:pPr>
+        <w:spacing w:before="0" w:beforeAutospacing="0" w:after="0" w:afterAutospacing="0" w:line="320" w:lineRule="exact"/>
+        <w:rPr>
+          <w:rFonts w:ascii="Times New Roman" w:hAnsi="Times New Roman"/>
+          <w:lang w:val="en-US"/>
+        </w:rPr>
+      </w:pPr>
+    </w:p>
+    <w:p>
+      <w:pPr>
+        <w:spacing w:before="0" w:beforeAutospacing="0" w:after="0" w:afterAutospacing="0" w:line="320" w:lineRule="exact"/>
+        <w:rPr>
+          <w:rFonts w:ascii="Times New Roman" w:hAnsi="Times New Roman"/>
+          <w:lang w:val="en-US"/>
+        </w:rPr>
+      </w:pPr>
+      <w:r>
+        <w:rPr>
+          <w:rFonts w:ascii="Times New Roman" w:hAnsi="Times New Roman"/>
+          <w:lang w:val="en-US"/>
+        </w:rPr>
+        <w:t xml:space="preserve">    my $cat1 = </w:t>
+      </w:r>
+      <w:proofErr w:type="spellStart"/>
+      <w:r>
+        <w:rPr>
+          <w:rFonts w:ascii="Times New Roman" w:hAnsi="Times New Roman"/>
+          <w:lang w:val="en-US"/>
+        </w:rPr>
+        <w:t>test_all_</w:t>
+      </w:r>
+      <w:proofErr w:type="gramStart"/>
+      <w:r>
+        <w:rPr>
+          <w:rFonts w:ascii="Times New Roman" w:hAnsi="Times New Roman"/>
+          <w:lang w:val="en-US"/>
+        </w:rPr>
+        <w:t>branches</w:t>
+      </w:r>
+      <w:proofErr w:type="spellEnd"/>
+      <w:r>
+        <w:rPr>
+          <w:rFonts w:ascii="Times New Roman" w:hAnsi="Times New Roman"/>
+          <w:lang w:val="en-US"/>
+        </w:rPr>
+        <w:t>(</w:t>
+      </w:r>
+      <w:proofErr w:type="gramEnd"/>
+      <w:r>
+        <w:rPr>
+          <w:rFonts w:ascii="Times New Roman" w:hAnsi="Times New Roman"/>
+          <w:lang w:val="en-US"/>
+        </w:rPr>
+        <w:t>2, 80, 1);</w:t>
+      </w:r>
+    </w:p>
+    <w:p>
+      <w:pPr>
+        <w:spacing w:before="0" w:beforeAutospacing="0" w:after="0" w:afterAutospacing="0" w:line="320" w:lineRule="exact"/>
+        <w:rPr>
+          <w:rFonts w:ascii="Times New Roman" w:hAnsi="Times New Roman"/>
+          <w:lang w:val="en-US"/>
+        </w:rPr>
+      </w:pPr>
+      <w:r>
+        <w:rPr>
+          <w:rFonts w:ascii="Times New Roman" w:hAnsi="Times New Roman"/>
+          <w:lang w:val="en-US"/>
+        </w:rPr>
+        <w:t xml:space="preserve">    my $cat2 = </w:t>
+      </w:r>
+      <w:proofErr w:type="spellStart"/>
+      <w:r>
+        <w:rPr>
+          <w:rFonts w:ascii="Times New Roman" w:hAnsi="Times New Roman"/>
+          <w:lang w:val="en-US"/>
+        </w:rPr>
+        <w:t>test_all_</w:t>
+      </w:r>
+      <w:proofErr w:type="gramStart"/>
+      <w:r>
+        <w:rPr>
+          <w:rFonts w:ascii="Times New Roman" w:hAnsi="Times New Roman"/>
+          <w:lang w:val="en-US"/>
+        </w:rPr>
+        <w:t>branches</w:t>
+      </w:r>
+      <w:proofErr w:type="spellEnd"/>
+      <w:r>
+        <w:rPr>
+          <w:rFonts w:ascii="Times New Roman" w:hAnsi="Times New Roman"/>
+          <w:lang w:val="en-US"/>
+        </w:rPr>
+        <w:t>(</w:t>
+      </w:r>
+      <w:proofErr w:type="gramEnd"/>
+      <w:r>
+        <w:rPr>
+          <w:rFonts w:ascii="Times New Roman" w:hAnsi="Times New Roman"/>
+          <w:lang w:val="en-US"/>
+        </w:rPr>
+        <w:t>4, 50, 0);</w:t>
+      </w:r>
+    </w:p>
+    <w:p>
+      <w:pPr>
+        <w:spacing w:before="0" w:beforeAutospacing="0" w:after="0" w:afterAutospacing="0" w:line="320" w:lineRule="exact"/>
+        <w:rPr>
+          <w:rFonts w:ascii="Times New Roman" w:hAnsi="Times New Roman"/>
+          <w:lang w:val="en-US"/>
+        </w:rPr>
+      </w:pPr>
+      <w:r>
+        <w:rPr>
+          <w:rFonts w:ascii="Times New Roman" w:hAnsi="Times New Roman"/>
+          <w:lang w:val="en-US"/>
+        </w:rPr>
+        <w:t xml:space="preserve">    print "</w:t>
+      </w:r>
+      <w:proofErr w:type="spellStart"/>
+      <w:r>
+        <w:rPr>
+          <w:rFonts w:ascii="Times New Roman" w:hAnsi="Times New Roman"/>
+          <w:lang w:val="en-US"/>
+        </w:rPr>
+        <w:t>Категории</w:t>
+      </w:r>
+      <w:proofErr w:type="spellEnd"/>
+      <w:r>
+        <w:rPr>
+          <w:rFonts w:ascii="Times New Roman" w:hAnsi="Times New Roman"/>
+          <w:lang w:val="en-US"/>
+        </w:rPr>
+        <w:t>: $cat1, $cat2\n";</w:t>
       </w:r>
     </w:p>
     <w:p>
@@ -2583,6 +3470,7 @@
           <w:rFonts w:ascii="Times New Roman" w:hAnsi="Times New Roman"/>
         </w:rPr>
       </w:pPr>
+      <w:proofErr w:type="gramStart"/>
       <w:r>
         <w:rPr>
           <w:rFonts w:ascii="Times New Roman" w:hAnsi="Times New Roman"/>
@@ -2594,43 +3482,27 @@
         <w:rPr>
           <w:rFonts w:ascii="Times New Roman" w:hAnsi="Times New Roman"/>
         </w:rPr>
-        <w:t>();</w:t>
-      </w:r>
-    </w:p>
-    <w:p>
-      <w:pPr>
-        <w:spacing w:before="0" w:beforeAutospacing="0" w:after="0" w:afterAutospacing="0" w:line="320" w:lineRule="exact"/>
-        <w:rPr>
-          <w:rFonts w:ascii="Times New Roman" w:hAnsi="Times New Roman"/>
-        </w:rPr>
-      </w:pPr>
-    </w:p>
-    <w:p>
-      <w:pPr>
-        <w:spacing w:before="0" w:beforeAutospacing="0" w:after="0" w:afterAutospacing="0" w:line="320" w:lineRule="exact"/>
-        <w:rPr>
-          <w:rFonts w:ascii="Times New Roman" w:hAnsi="Times New Roman"/>
-        </w:rPr>
-      </w:pPr>
-      <w:r>
-        <w:rPr>
-          <w:rFonts w:ascii="Times New Roman" w:hAnsi="Times New Roman"/>
-        </w:rPr>
-        <w:t>Блок-схема проверяемого кода изображена на рисунке 1.</w:t>
-      </w:r>
-    </w:p>
-    <w:p>
-      <w:pPr>
-        <w:spacing w:before="0" w:beforeAutospacing="0" w:after="0" w:afterAutospacing="0" w:line="320" w:lineRule="exact"/>
-        <w:rPr>
-          <w:rFonts w:ascii="Times New Roman" w:hAnsi="Times New Roman"/>
-        </w:rPr>
-      </w:pPr>
-    </w:p>
-    <w:p>
-      <w:pPr>
-        <w:spacing w:before="0" w:beforeAutospacing="0" w:after="0" w:afterAutospacing="0" w:line="320" w:lineRule="exact"/>
-        <w:jc w:val="center"/>
+        <w:t>(</w:t>
+      </w:r>
+      <w:proofErr w:type="gramEnd"/>
+      <w:r>
+        <w:rPr>
+          <w:rFonts w:ascii="Times New Roman" w:hAnsi="Times New Roman"/>
+        </w:rPr>
+        <w:t>);</w:t>
+      </w:r>
+    </w:p>
+    <w:p>
+      <w:pPr>
+        <w:spacing w:before="0" w:beforeAutospacing="0" w:after="0" w:afterAutospacing="0" w:line="320" w:lineRule="exact"/>
+        <w:rPr>
+          <w:rFonts w:ascii="Times New Roman" w:hAnsi="Times New Roman"/>
+        </w:rPr>
+      </w:pPr>
+    </w:p>
+    <w:p>
+      <w:pPr>
+        <w:spacing w:before="0" w:beforeAutospacing="0" w:after="0" w:afterAutospacing="0" w:line="320" w:lineRule="exact"/>
         <w:rPr>
           <w:rFonts w:ascii="Times New Roman" w:hAnsi="Times New Roman"/>
         </w:rPr>
@@ -2641,18 +3513,18 @@
         </w:rPr>
         <w:lastRenderedPageBreak/>
         <w:drawing>
-          <wp:anchor distT="0" distB="0" distL="114300" distR="114300" simplePos="0" relativeHeight="251659264" behindDoc="0" locked="0" layoutInCell="1" allowOverlap="1" wp14:anchorId="07ACFDA1" wp14:editId="0D064C54">
+          <wp:anchor distT="0" distB="0" distL="114300" distR="114300" simplePos="0" relativeHeight="251659264" behindDoc="0" locked="0" layoutInCell="1" allowOverlap="1" wp14:anchorId="7987BC1C" wp14:editId="4148AEE4">
             <wp:simplePos x="0" y="0"/>
             <wp:positionH relativeFrom="column">
-              <wp:posOffset>1057872</wp:posOffset>
+              <wp:posOffset>1158240</wp:posOffset>
             </wp:positionH>
             <wp:positionV relativeFrom="paragraph">
-              <wp:posOffset>5715</wp:posOffset>
+              <wp:posOffset>246380</wp:posOffset>
             </wp:positionV>
-            <wp:extent cx="3679190" cy="8659495"/>
-            <wp:effectExtent l="0" t="0" r="0" b="8255"/>
+            <wp:extent cx="3268345" cy="8237220"/>
+            <wp:effectExtent l="0" t="0" r="8255" b="0"/>
             <wp:wrapTopAndBottom/>
-            <wp:docPr id="2" name="Рисунок 2"/>
+            <wp:docPr id="1" name="Рисунок 1"/>
             <wp:cNvGraphicFramePr>
               <a:graphicFrameLocks xmlns:a="http://schemas.openxmlformats.org/drawingml/2006/main" noChangeAspect="1"/>
             </wp:cNvGraphicFramePr>
@@ -2660,7 +3532,7 @@
               <a:graphicData uri="http://schemas.openxmlformats.org/drawingml/2006/picture">
                 <pic:pic xmlns:pic="http://schemas.openxmlformats.org/drawingml/2006/picture">
                   <pic:nvPicPr>
-                    <pic:cNvPr id="0" name="Picture 6"/>
+                    <pic:cNvPr id="0" name="Picture 1"/>
                     <pic:cNvPicPr>
                       <a:picLocks noChangeAspect="1" noChangeArrowheads="1"/>
                     </pic:cNvPicPr>
@@ -2681,7 +3553,7 @@
                   <pic:spPr bwMode="auto">
                     <a:xfrm>
                       <a:off x="0" y="0"/>
-                      <a:ext cx="3679190" cy="8659495"/>
+                      <a:ext cx="3268345" cy="8237220"/>
                     </a:xfrm>
                     <a:prstGeom prst="rect">
                       <a:avLst/>
@@ -2694,6 +3566,9 @@
                 </pic:pic>
               </a:graphicData>
             </a:graphic>
+            <wp14:sizeRelH relativeFrom="margin">
+              <wp14:pctWidth>0</wp14:pctWidth>
+            </wp14:sizeRelH>
             <wp14:sizeRelV relativeFrom="margin">
               <wp14:pctHeight>0</wp14:pctHeight>
             </wp14:sizeRelV>
@@ -2704,6 +3579,29 @@
         <w:rPr>
           <w:rFonts w:ascii="Times New Roman" w:hAnsi="Times New Roman"/>
         </w:rPr>
+        <w:t>Блок-схема проверяемого кода изображена на рисунке 1.</w:t>
+      </w:r>
+    </w:p>
+    <w:p>
+      <w:pPr>
+        <w:spacing w:before="0" w:beforeAutospacing="0" w:after="0" w:afterAutospacing="0" w:line="320" w:lineRule="exact"/>
+        <w:rPr>
+          <w:rFonts w:ascii="Times New Roman" w:hAnsi="Times New Roman"/>
+        </w:rPr>
+      </w:pPr>
+    </w:p>
+    <w:p>
+      <w:pPr>
+        <w:spacing w:before="0" w:beforeAutospacing="0" w:after="0" w:afterAutospacing="0" w:line="320" w:lineRule="exact"/>
+        <w:jc w:val="center"/>
+        <w:rPr>
+          <w:rFonts w:ascii="Times New Roman" w:hAnsi="Times New Roman"/>
+        </w:rPr>
+      </w:pPr>
+      <w:r>
+        <w:rPr>
+          <w:rFonts w:ascii="Times New Roman" w:hAnsi="Times New Roman"/>
+        </w:rPr>
         <w:t>Рисунок 1 – Блок-схема</w:t>
       </w:r>
     </w:p>
@@ -2741,12 +3639,6 @@
         </w:rPr>
         <w:t xml:space="preserve"> вручную приведены в таблице 1.</w:t>
       </w:r>
-      <w:r>
-        <w:rPr>
-          <w:rFonts w:ascii="Times New Roman" w:hAnsi="Times New Roman"/>
-        </w:rPr>
-        <w:br w:type="page"/>
-      </w:r>
     </w:p>
     <w:p>
       <w:pPr>
@@ -2760,7 +3652,6 @@
         <w:rPr>
           <w:rFonts w:ascii="Times New Roman" w:hAnsi="Times New Roman"/>
         </w:rPr>
-        <w:lastRenderedPageBreak/>
         <w:t xml:space="preserve">Таблица 1 – Результат расчета метрик </w:t>
       </w:r>
       <w:r>
@@ -2992,9 +3883,11 @@
                 <w:rFonts w:ascii="Times New Roman" w:hAnsi="Times New Roman"/>
               </w:rPr>
             </w:pPr>
+            <w:proofErr w:type="spellStart"/>
             <w:r>
               <w:t>for</w:t>
             </w:r>
+            <w:proofErr w:type="spellEnd"/>
           </w:p>
         </w:tc>
         <w:tc>
@@ -3074,9 +3967,11 @@
                 <w:rFonts w:ascii="Times New Roman" w:hAnsi="Times New Roman"/>
               </w:rPr>
             </w:pPr>
+            <w:proofErr w:type="spellStart"/>
             <w:r>
               <w:t>foreach</w:t>
             </w:r>
+            <w:proofErr w:type="spellEnd"/>
           </w:p>
         </w:tc>
         <w:tc>
@@ -3156,9 +4051,11 @@
                 <w:rFonts w:ascii="Times New Roman" w:hAnsi="Times New Roman"/>
               </w:rPr>
             </w:pPr>
+            <w:proofErr w:type="spellStart"/>
             <w:r>
               <w:t>while</w:t>
             </w:r>
+            <w:proofErr w:type="spellEnd"/>
           </w:p>
         </w:tc>
         <w:tc>
@@ -3238,9 +4135,11 @@
                 <w:rFonts w:ascii="Times New Roman" w:hAnsi="Times New Roman"/>
               </w:rPr>
             </w:pPr>
+            <w:proofErr w:type="spellStart"/>
             <w:r>
               <w:t>until</w:t>
             </w:r>
+            <w:proofErr w:type="spellEnd"/>
           </w:p>
         </w:tc>
         <w:tc>
@@ -3320,9 +4219,11 @@
                 <w:rFonts w:ascii="Times New Roman" w:hAnsi="Times New Roman"/>
               </w:rPr>
             </w:pPr>
+            <w:proofErr w:type="spellStart"/>
             <w:r>
               <w:t>until</w:t>
             </w:r>
+            <w:proofErr w:type="spellEnd"/>
           </w:p>
         </w:tc>
         <w:tc>
@@ -3402,9 +4303,11 @@
                 <w:rFonts w:ascii="Times New Roman" w:hAnsi="Times New Roman"/>
               </w:rPr>
             </w:pPr>
+            <w:proofErr w:type="spellStart"/>
             <w:r>
               <w:t>unless</w:t>
             </w:r>
+            <w:proofErr w:type="spellEnd"/>
           </w:p>
         </w:tc>
         <w:tc>
@@ -3484,9 +4387,11 @@
                 <w:rFonts w:ascii="Times New Roman" w:hAnsi="Times New Roman"/>
               </w:rPr>
             </w:pPr>
+            <w:proofErr w:type="spellStart"/>
             <w:r>
               <w:t>when</w:t>
             </w:r>
+            <w:proofErr w:type="spellEnd"/>
           </w:p>
         </w:tc>
         <w:tc>
@@ -3501,7 +4406,23 @@
               </w:rPr>
             </w:pPr>
             <w:r>
-              <w:t>Ветвь переключателя (given/when)</w:t>
+              <w:t>Ветвь переключателя (</w:t>
+            </w:r>
+            <w:proofErr w:type="spellStart"/>
+            <w:r>
+              <w:t>given</w:t>
+            </w:r>
+            <w:proofErr w:type="spellEnd"/>
+            <w:r>
+              <w:t>/</w:t>
+            </w:r>
+            <w:proofErr w:type="spellStart"/>
+            <w:r>
+              <w:t>when</w:t>
+            </w:r>
+            <w:proofErr w:type="spellEnd"/>
+            <w:r>
+              <w:t>)</w:t>
             </w:r>
           </w:p>
         </w:tc>
@@ -3566,9 +4487,11 @@
                 <w:rFonts w:ascii="Times New Roman" w:hAnsi="Times New Roman"/>
               </w:rPr>
             </w:pPr>
+            <w:proofErr w:type="spellStart"/>
             <w:r>
               <w:t>when</w:t>
             </w:r>
+            <w:proofErr w:type="spellEnd"/>
           </w:p>
         </w:tc>
         <w:tc>
@@ -3583,7 +4506,23 @@
               </w:rPr>
             </w:pPr>
             <w:r>
-              <w:t>Ветвь переключателя (given/when)</w:t>
+              <w:t>Ветвь переключателя (</w:t>
+            </w:r>
+            <w:proofErr w:type="spellStart"/>
+            <w:r>
+              <w:t>given</w:t>
+            </w:r>
+            <w:proofErr w:type="spellEnd"/>
+            <w:r>
+              <w:t>/</w:t>
+            </w:r>
+            <w:proofErr w:type="spellStart"/>
+            <w:r>
+              <w:t>when</w:t>
+            </w:r>
+            <w:proofErr w:type="spellEnd"/>
+            <w:r>
+              <w:t>)</w:t>
             </w:r>
           </w:p>
         </w:tc>
@@ -3648,9 +4587,11 @@
                 <w:rFonts w:ascii="Times New Roman" w:hAnsi="Times New Roman"/>
               </w:rPr>
             </w:pPr>
+            <w:proofErr w:type="spellStart"/>
             <w:r>
               <w:t>if</w:t>
             </w:r>
+            <w:proofErr w:type="spellEnd"/>
           </w:p>
         </w:tc>
         <w:tc>
@@ -3730,9 +4671,11 @@
                 <w:rFonts w:ascii="Times New Roman" w:hAnsi="Times New Roman"/>
               </w:rPr>
             </w:pPr>
+            <w:proofErr w:type="spellStart"/>
             <w:r>
               <w:t>elsif</w:t>
             </w:r>
+            <w:proofErr w:type="spellEnd"/>
           </w:p>
         </w:tc>
         <w:tc>
@@ -3812,9 +4755,11 @@
                 <w:rFonts w:ascii="Times New Roman" w:hAnsi="Times New Roman"/>
               </w:rPr>
             </w:pPr>
+            <w:proofErr w:type="spellStart"/>
             <w:r>
               <w:t>for</w:t>
             </w:r>
+            <w:proofErr w:type="spellEnd"/>
           </w:p>
         </w:tc>
         <w:tc>
@@ -3976,9 +4921,11 @@
                 <w:rFonts w:ascii="Times New Roman" w:hAnsi="Times New Roman"/>
               </w:rPr>
             </w:pPr>
+            <w:proofErr w:type="spellStart"/>
             <w:r>
               <w:t>when</w:t>
             </w:r>
+            <w:proofErr w:type="spellEnd"/>
           </w:p>
         </w:tc>
         <w:tc>
@@ -3993,7 +4940,23 @@
               </w:rPr>
             </w:pPr>
             <w:r>
-              <w:t>Ветвь переключателя (given/when)</w:t>
+              <w:t>Ветвь переключателя (</w:t>
+            </w:r>
+            <w:proofErr w:type="spellStart"/>
+            <w:r>
+              <w:t>given</w:t>
+            </w:r>
+            <w:proofErr w:type="spellEnd"/>
+            <w:r>
+              <w:t>/</w:t>
+            </w:r>
+            <w:proofErr w:type="spellStart"/>
+            <w:r>
+              <w:t>when</w:t>
+            </w:r>
+            <w:proofErr w:type="spellEnd"/>
+            <w:r>
+              <w:t>)</w:t>
             </w:r>
           </w:p>
         </w:tc>
@@ -4139,6 +5102,7 @@
         </w:rPr>
         <w:t xml:space="preserve">с помощью библиотеки </w:t>
       </w:r>
+      <w:proofErr w:type="spellStart"/>
       <w:r>
         <w:rPr>
           <w:rFonts w:ascii="Times New Roman" w:hAnsi="Times New Roman"/>
@@ -4146,6 +5110,7 @@
         </w:rPr>
         <w:t>tkinter</w:t>
       </w:r>
+      <w:proofErr w:type="spellEnd"/>
       <w:r>
         <w:rPr>
           <w:rFonts w:ascii="Times New Roman" w:hAnsi="Times New Roman"/>
@@ -4199,64 +5164,13 @@
           <w:rFonts w:ascii="Times New Roman" w:hAnsi="Times New Roman"/>
         </w:rPr>
       </w:pPr>
-    </w:p>
-    <w:p>
-      <w:pPr>
-        <w:spacing w:before="0" w:beforeAutospacing="0" w:after="0" w:afterAutospacing="0" w:line="320" w:lineRule="exact"/>
-        <w:jc w:val="center"/>
-        <w:rPr>
-          <w:rFonts w:ascii="Times New Roman" w:hAnsi="Times New Roman"/>
-        </w:rPr>
-      </w:pPr>
-    </w:p>
-    <w:p>
-      <w:pPr>
-        <w:spacing w:before="0" w:beforeAutospacing="0" w:after="0" w:afterAutospacing="0" w:line="320" w:lineRule="exact"/>
-        <w:rPr>
-          <w:rFonts w:ascii="Times New Roman" w:hAnsi="Times New Roman"/>
-        </w:rPr>
-      </w:pPr>
-    </w:p>
-    <w:p>
-      <w:pPr>
-        <w:spacing w:before="0" w:beforeAutospacing="0" w:after="0" w:afterAutospacing="0" w:line="320" w:lineRule="exact"/>
-        <w:rPr>
-          <w:rFonts w:ascii="Times New Roman" w:hAnsi="Times New Roman"/>
-        </w:rPr>
-      </w:pPr>
-    </w:p>
-    <w:p>
-      <w:pPr>
-        <w:spacing w:before="0" w:beforeAutospacing="0" w:after="0" w:afterAutospacing="0" w:line="320" w:lineRule="exact"/>
-        <w:rPr>
-          <w:rFonts w:ascii="Times New Roman" w:hAnsi="Times New Roman"/>
-        </w:rPr>
-      </w:pPr>
-    </w:p>
-    <w:p>
-      <w:pPr>
-        <w:spacing w:before="0" w:beforeAutospacing="0" w:after="0" w:afterAutospacing="0" w:line="320" w:lineRule="exact"/>
-        <w:rPr>
-          <w:rFonts w:ascii="Times New Roman" w:hAnsi="Times New Roman"/>
-        </w:rPr>
-      </w:pPr>
-    </w:p>
-    <w:p>
-      <w:pPr>
-        <w:spacing w:before="0" w:beforeAutospacing="0" w:after="0" w:afterAutospacing="0" w:line="320" w:lineRule="exact"/>
-        <w:jc w:val="center"/>
-        <w:rPr>
-          <w:rFonts w:ascii="Times New Roman" w:hAnsi="Times New Roman"/>
-        </w:rPr>
-      </w:pPr>
       <w:r>
         <w:rPr>
           <w:rFonts w:ascii="Times New Roman" w:hAnsi="Times New Roman"/>
           <w:noProof/>
         </w:rPr>
-        <w:lastRenderedPageBreak/>
         <w:drawing>
-          <wp:anchor distT="0" distB="0" distL="114300" distR="114300" simplePos="0" relativeHeight="251658240" behindDoc="0" locked="0" layoutInCell="1" allowOverlap="1" wp14:anchorId="169BBE7D" wp14:editId="2E052E7C">
+          <wp:anchor distT="0" distB="0" distL="114300" distR="114300" simplePos="0" relativeHeight="251658240" behindDoc="0" locked="0" layoutInCell="1" allowOverlap="1" wp14:anchorId="169BBE7D" wp14:editId="699DB974">
             <wp:simplePos x="0" y="0"/>
             <wp:positionH relativeFrom="margin">
               <wp:posOffset>-3810</wp:posOffset>
@@ -4333,34 +5247,6 @@
     <w:p>
       <w:pPr>
         <w:spacing w:before="0" w:beforeAutospacing="0" w:after="0" w:afterAutospacing="0" w:line="320" w:lineRule="exact"/>
-        <w:rPr>
-          <w:rFonts w:ascii="Times New Roman" w:hAnsi="Times New Roman"/>
-        </w:rPr>
-      </w:pPr>
-    </w:p>
-    <w:p>
-      <w:pPr>
-        <w:spacing w:before="0" w:beforeAutospacing="0" w:after="0" w:afterAutospacing="0" w:line="320" w:lineRule="exact"/>
-        <w:jc w:val="center"/>
-        <w:rPr>
-          <w:rFonts w:ascii="Times New Roman" w:hAnsi="Times New Roman"/>
-        </w:rPr>
-      </w:pPr>
-    </w:p>
-    <w:p>
-      <w:pPr>
-        <w:spacing w:before="0" w:beforeAutospacing="0" w:after="0" w:afterAutospacing="0" w:line="320" w:lineRule="exact"/>
-        <w:jc w:val="center"/>
-        <w:rPr>
-          <w:rFonts w:ascii="Times New Roman" w:hAnsi="Times New Roman"/>
-        </w:rPr>
-      </w:pPr>
-    </w:p>
-    <w:p/>
-    <w:p>
-      <w:pPr>
-        <w:spacing w:before="0" w:beforeAutospacing="0" w:after="0" w:afterAutospacing="0" w:line="320" w:lineRule="exact"/>
-        <w:jc w:val="center"/>
         <w:rPr>
           <w:rFonts w:ascii="Times New Roman" w:hAnsi="Times New Roman"/>
         </w:rPr>
@@ -4499,6 +5385,7 @@
     <w:lsdException w:name="HTML Sample" w:semiHidden="1" w:unhideWhenUsed="1"/>
     <w:lsdException w:name="HTML Typewriter" w:semiHidden="1" w:unhideWhenUsed="1"/>
     <w:lsdException w:name="HTML Variable" w:semiHidden="1" w:unhideWhenUsed="1"/>
+    <w:lsdException w:name="Normal Table" w:semiHidden="1" w:unhideWhenUsed="1"/>
     <w:lsdException w:name="annotation subject" w:semiHidden="1" w:unhideWhenUsed="1"/>
     <w:lsdException w:name="No List" w:semiHidden="1" w:unhideWhenUsed="1"/>
     <w:lsdException w:name="Outline List 1" w:semiHidden="1" w:unhideWhenUsed="1"/>
@@ -4545,8 +5432,10 @@
     <w:lsdException w:name="Table Subtle 2" w:semiHidden="1" w:unhideWhenUsed="1"/>
     <w:lsdException w:name="Table Web 1" w:semiHidden="1" w:unhideWhenUsed="1"/>
     <w:lsdException w:name="Table Web 2" w:semiHidden="1" w:unhideWhenUsed="1"/>
+    <w:lsdException w:name="Table Web 3" w:semiHidden="1" w:unhideWhenUsed="1"/>
     <w:lsdException w:name="Balloon Text" w:semiHidden="1" w:unhideWhenUsed="1"/>
     <w:lsdException w:name="Table Grid" w:uiPriority="39"/>
+    <w:lsdException w:name="Table Theme" w:semiHidden="1" w:unhideWhenUsed="1"/>
     <w:lsdException w:name="Placeholder Text" w:semiHidden="1"/>
     <w:lsdException w:name="No Spacing" w:uiPriority="1" w:qFormat="1"/>
     <w:lsdException w:name="Light Shading" w:uiPriority="60"/>
